--- a/docs/BACKLOG_KANBAN.docx
+++ b/docs/BACKLOG_KANBAN.docx
@@ -2,48 +2,36 @@
 <file path=word/document.xml><?xml version="1.0" encoding="utf-8"?>
 <w:document xmlns:w="http://schemas.openxmlformats.org/wordprocessingml/2006/main" xmlns:m="http://schemas.openxmlformats.org/officeDocument/2006/math" xmlns:r="http://schemas.openxmlformats.org/officeDocument/2006/relationships" xmlns:o="urn:schemas-microsoft-com:office:office" xmlns:v="urn:schemas-microsoft-com:vml" xmlns:w10="urn:schemas-microsoft-com:office:word" xmlns:a="http://schemas.openxmlformats.org/drawingml/2006/main" xmlns:pic="http://schemas.openxmlformats.org/drawingml/2006/picture" xmlns:wp="http://schemas.openxmlformats.org/drawingml/2006/wordprocessingDrawing">
   <w:body>
-    <w:p>
-      <w:pPr>
-        <w:pStyle w:val="Title"/>
-      </w:pPr>
-      <w:r>
-        <w:t xml:space="preserve">Backlog e Board Kanban</w:t>
-      </w:r>
-    </w:p>
+    <w:bookmarkStart w:id="14" w:name="backlog-e-board-kanban-github-projects"/>
     <w:p>
       <w:pPr>
         <w:pStyle w:val="Heading1"/>
       </w:pPr>
-      <w:bookmarkStart w:id="20" w:name="backlog-e-board-kanban-github-projects"/>
       <w:r>
         <w:t xml:space="preserve">Backlog e board Kanban (GitHub Projects)</w:t>
       </w:r>
-      <w:bookmarkEnd w:id="20"/>
     </w:p>
     <w:p>
       <w:pPr>
         <w:pStyle w:val="BlockText"/>
       </w:pPr>
       <w:r>
-        <w:t xml:space="preserve">Interface visual do</w:t>
+        <w:t xml:space="preserve">Interface visual do "onde cada tarefa está" — complementa</w:t>
       </w:r>
       <w:r>
         <w:t xml:space="preserve"> </w:t>
       </w:r>
       <w:r>
-        <w:t xml:space="preserve">“</w:t>
-      </w:r>
-      <w:r>
-        <w:t xml:space="preserve">onde cada tarefa está</w:t>
-      </w:r>
-      <w:r>
-        <w:t xml:space="preserve">”</w:t>
+        <w:rPr>
+          <w:rStyle w:val="VerbatimChar"/>
+        </w:rPr>
+        <w:t xml:space="preserve">docs/COLABORACAO_EQUIPE.md</w:t>
       </w:r>
       <w:r>
         <w:t xml:space="preserve"> </w:t>
       </w:r>
       <w:r>
-        <w:t xml:space="preserve">— complementa</w:t>
+        <w:t xml:space="preserve">(o "porquê"/regras) e</w:t>
       </w:r>
       <w:r>
         <w:t xml:space="preserve"> </w:t>
@@ -52,61 +40,13 @@
         <w:rPr>
           <w:rStyle w:val="VerbatimChar"/>
         </w:rPr>
-        <w:t xml:space="preserve">docs/COLABORACAO_EQUIPE.md</w:t>
+        <w:t xml:space="preserve">.github/ISSUE_TEMPLATE/</w:t>
       </w:r>
       <w:r>
         <w:t xml:space="preserve"> </w:t>
       </w:r>
       <w:r>
-        <w:t xml:space="preserve">(o</w:t>
-      </w:r>
-      <w:r>
-        <w:t xml:space="preserve"> </w:t>
-      </w:r>
-      <w:r>
-        <w:t xml:space="preserve">“</w:t>
-      </w:r>
-      <w:r>
-        <w:t xml:space="preserve">porquê</w:t>
-      </w:r>
-      <w:r>
-        <w:t xml:space="preserve">”</w:t>
-      </w:r>
-      <w:r>
-        <w:t xml:space="preserve">/regras) e</w:t>
-      </w:r>
-      <w:r>
-        <w:t xml:space="preserve"> </w:t>
-      </w:r>
-      <w:r>
-        <w:rPr>
-          <w:rStyle w:val="VerbatimChar"/>
-        </w:rPr>
-        <w:t xml:space="preserve">.github/ISSUE_TEMPLATE/</w:t>
-      </w:r>
-      <w:r>
-        <w:t xml:space="preserve"> </w:t>
-      </w:r>
-      <w:r>
-        <w:t xml:space="preserve">(o</w:t>
-      </w:r>
-      <w:r>
-        <w:t xml:space="preserve"> </w:t>
-      </w:r>
-      <w:r>
-        <w:t xml:space="preserve">“</w:t>
-      </w:r>
-      <w:r>
-        <w:t xml:space="preserve">formulário</w:t>
-      </w:r>
-      <w:r>
-        <w:t xml:space="preserve">”</w:t>
-      </w:r>
-      <w:r>
-        <w:t xml:space="preserve"> </w:t>
-      </w:r>
-      <w:r>
-        <w:t xml:space="preserve">de entrada de tarefas).</w:t>
+        <w:t xml:space="preserve">(o "formulário" de entrada de tarefas).</w:t>
       </w:r>
     </w:p>
     <w:p>
@@ -116,15 +56,14 @@
         </w:pict>
       </w:r>
     </w:p>
+    <w:bookmarkStart w:id="9" w:name="X948c2856a32cf6d5c4981f4ec7e0badfc63f0e1"/>
     <w:p>
       <w:pPr>
         <w:pStyle w:val="Heading2"/>
       </w:pPr>
-      <w:bookmarkStart w:id="21" w:name="por-que-um-board-e-não-uma-lista-solta"/>
       <w:r>
         <w:t xml:space="preserve">1. Por que um board, e não uma lista solta</w:t>
       </w:r>
-      <w:bookmarkEnd w:id="21"/>
     </w:p>
     <w:p>
       <w:pPr>
@@ -136,165 +75,170 @@
     </w:p>
     <w:p>
       <w:pPr>
+        <w:pStyle w:val="Compact"/>
         <w:numPr>
           <w:ilvl w:val="0"/>
           <w:numId w:val="1001"/>
         </w:numPr>
+      </w:pPr>
+      <w:r>
+        <w:t xml:space="preserve">O que ainda não começou (</w:t>
+      </w:r>
+      <w:r>
+        <w:rPr>
+          <w:b/>
+          <w:bCs/>
+        </w:rPr>
+        <w:t xml:space="preserve">To Do</w:t>
+      </w:r>
+      <w:r>
+        <w:t xml:space="preserve">).</w:t>
+      </w:r>
+    </w:p>
+    <w:p>
+      <w:pPr>
         <w:pStyle w:val="Compact"/>
-      </w:pPr>
-      <w:r>
-        <w:t xml:space="preserve">O que ainda não começou (</w:t>
-      </w:r>
-      <w:r>
-        <w:rPr>
-          <w:b/>
-        </w:rPr>
-        <w:t xml:space="preserve">To Do</w:t>
-      </w:r>
-      <w:r>
-        <w:t xml:space="preserve">).</w:t>
-      </w:r>
-    </w:p>
-    <w:p>
-      <w:pPr>
         <w:numPr>
           <w:ilvl w:val="0"/>
           <w:numId w:val="1001"/>
         </w:numPr>
+      </w:pPr>
+      <w:r>
+        <w:t xml:space="preserve">Quem está fazendo o quê agora (</w:t>
+      </w:r>
+      <w:r>
+        <w:rPr>
+          <w:b/>
+          <w:bCs/>
+        </w:rPr>
+        <w:t xml:space="preserve">Em Progresso</w:t>
+      </w:r>
+      <w:r>
+        <w:t xml:space="preserve">, com o dev atribuído).</w:t>
+      </w:r>
+    </w:p>
+    <w:p>
+      <w:pPr>
         <w:pStyle w:val="Compact"/>
-      </w:pPr>
-      <w:r>
-        <w:t xml:space="preserve">Quem está fazendo o quê agora (</w:t>
-      </w:r>
-      <w:r>
-        <w:rPr>
-          <w:b/>
-        </w:rPr>
-        <w:t xml:space="preserve">Em Progresso</w:t>
-      </w:r>
-      <w:r>
-        <w:t xml:space="preserve">, com o dev atribuído).</w:t>
-      </w:r>
-    </w:p>
-    <w:p>
-      <w:pPr>
         <w:numPr>
           <w:ilvl w:val="0"/>
           <w:numId w:val="1001"/>
         </w:numPr>
+      </w:pPr>
+      <w:r>
+        <w:t xml:space="preserve">O que já foi feito mas está esperando revisão humana (</w:t>
+      </w:r>
+      <w:r>
+        <w:rPr>
+          <w:b/>
+          <w:bCs/>
+        </w:rPr>
+        <w:t xml:space="preserve">Em Revisão</w:t>
+      </w:r>
+      <w:r>
+        <w:t xml:space="preserve">).</w:t>
+      </w:r>
+    </w:p>
+    <w:p>
+      <w:pPr>
         <w:pStyle w:val="Compact"/>
-      </w:pPr>
-      <w:r>
-        <w:t xml:space="preserve">O que já foi feito mas está esperando revisão humana (</w:t>
-      </w:r>
-      <w:r>
-        <w:rPr>
-          <w:b/>
-        </w:rPr>
-        <w:t xml:space="preserve">Em Revisão</w:t>
-      </w:r>
-      <w:r>
-        <w:t xml:space="preserve">).</w:t>
-      </w:r>
-    </w:p>
-    <w:p>
-      <w:pPr>
         <w:numPr>
           <w:ilvl w:val="0"/>
           <w:numId w:val="1001"/>
         </w:numPr>
+      </w:pPr>
+      <w:r>
+        <w:t xml:space="preserve">O que já está na</w:t>
+      </w:r>
+      <w:r>
+        <w:t xml:space="preserve"> </w:t>
+      </w:r>
+      <w:r>
+        <w:rPr>
+          <w:rStyle w:val="VerbatimChar"/>
+        </w:rPr>
+        <w:t xml:space="preserve">main</w:t>
+      </w:r>
+      <w:r>
+        <w:t xml:space="preserve">, pronto (</w:t>
+      </w:r>
+      <w:r>
+        <w:rPr>
+          <w:b/>
+          <w:bCs/>
+        </w:rPr>
+        <w:t xml:space="preserve">Concluído</w:t>
+      </w:r>
+      <w:r>
+        <w:t xml:space="preserve">).</w:t>
+      </w:r>
+    </w:p>
+    <w:bookmarkEnd w:id="9"/>
+    <w:bookmarkStart w:id="10" w:name="X9c2c7e267d57c6b6fd0ca5e6698912cb0a33c71"/>
+    <w:p>
+      <w:pPr>
+        <w:pStyle w:val="Heading2"/>
+      </w:pPr>
+      <w:r>
+        <w:t xml:space="preserve">2. Como criar o board (GitHub Projects — gratuito)</w:t>
+      </w:r>
+    </w:p>
+    <w:p>
+      <w:pPr>
         <w:pStyle w:val="Compact"/>
-      </w:pPr>
-      <w:r>
-        <w:t xml:space="preserve">O que já está na</w:t>
-      </w:r>
-      <w:r>
-        <w:t xml:space="preserve"> </w:t>
-      </w:r>
-      <w:r>
-        <w:rPr>
-          <w:rStyle w:val="VerbatimChar"/>
-        </w:rPr>
-        <w:t xml:space="preserve">main</w:t>
-      </w:r>
-      <w:r>
-        <w:t xml:space="preserve">, pronto (</w:t>
-      </w:r>
-      <w:r>
-        <w:rPr>
-          <w:b/>
-        </w:rPr>
-        <w:t xml:space="preserve">Concluído</w:t>
-      </w:r>
-      <w:r>
-        <w:t xml:space="preserve">).</w:t>
-      </w:r>
-    </w:p>
-    <w:p>
-      <w:pPr>
-        <w:pStyle w:val="Heading2"/>
-      </w:pPr>
-      <w:bookmarkStart w:id="22" w:name="Xc09c0eae3b5d3f0e7ab5366605d523893359b39"/>
-      <w:r>
-        <w:t xml:space="preserve">2. Como criar o board (GitHub Projects — gratuito)</w:t>
-      </w:r>
-      <w:bookmarkEnd w:id="22"/>
-    </w:p>
-    <w:p>
-      <w:pPr>
         <w:numPr>
           <w:ilvl w:val="0"/>
           <w:numId w:val="1002"/>
         </w:numPr>
+      </w:pPr>
+      <w:r>
+        <w:t xml:space="preserve">No repositório no GitHub: aba</w:t>
+      </w:r>
+      <w:r>
+        <w:t xml:space="preserve"> </w:t>
+      </w:r>
+      <w:r>
+        <w:rPr>
+          <w:b/>
+          <w:bCs/>
+        </w:rPr>
+        <w:t xml:space="preserve">Projects → New project → Board</w:t>
+      </w:r>
+      <w:r>
+        <w:t xml:space="preserve">.</w:t>
+      </w:r>
+    </w:p>
+    <w:p>
+      <w:pPr>
         <w:pStyle w:val="Compact"/>
-      </w:pPr>
-      <w:r>
-        <w:t xml:space="preserve">No repositório no GitHub: aba</w:t>
-      </w:r>
-      <w:r>
-        <w:t xml:space="preserve"> </w:t>
-      </w:r>
-      <w:r>
-        <w:rPr>
-          <w:b/>
-        </w:rPr>
-        <w:t xml:space="preserve">Projects → New project → Board</w:t>
-      </w:r>
-      <w:r>
-        <w:t xml:space="preserve">.</w:t>
-      </w:r>
-    </w:p>
-    <w:p>
-      <w:pPr>
         <w:numPr>
           <w:ilvl w:val="0"/>
           <w:numId w:val="1002"/>
         </w:numPr>
+      </w:pPr>
+      <w:r>
+        <w:t xml:space="preserve">Renomeie para</w:t>
+      </w:r>
+      <w:r>
+        <w:t xml:space="preserve"> </w:t>
+      </w:r>
+      <w:r>
+        <w:rPr>
+          <w:rStyle w:val="VerbatimChar"/>
+        </w:rPr>
+        <w:t xml:space="preserve">LabSystem — Esteira</w:t>
+      </w:r>
+      <w:r>
+        <w:t xml:space="preserve">.</w:t>
+      </w:r>
+    </w:p>
+    <w:p>
+      <w:pPr>
         <w:pStyle w:val="Compact"/>
-      </w:pPr>
-      <w:r>
-        <w:t xml:space="preserve">Renomeie para</w:t>
-      </w:r>
-      <w:r>
-        <w:t xml:space="preserve"> </w:t>
-      </w:r>
-      <w:r>
-        <w:rPr>
-          <w:rStyle w:val="VerbatimChar"/>
-        </w:rPr>
-        <w:t xml:space="preserve">LabSystem — Esteira</w:t>
-      </w:r>
-      <w:r>
-        <w:t xml:space="preserve">.</w:t>
-      </w:r>
-    </w:p>
-    <w:p>
-      <w:pPr>
         <w:numPr>
           <w:ilvl w:val="0"/>
           <w:numId w:val="1002"/>
         </w:numPr>
-        <w:pStyle w:val="Compact"/>
       </w:pPr>
       <w:r>
         <w:t xml:space="preserve">Colunas recomendadas (renomear as padrão / criar):</w:t>
@@ -303,25 +247,22 @@
     <w:tbl>
       <w:tblPr>
         <w:tblStyle w:val="Table"/>
-        <w:tblW w:type="pct" w:w="0.0"/>
-        <w:tblLook w:firstRow="1"/>
+        <w:tblW w:type="auto" w:w="0"/>
+        <w:tblLook w:firstRow="1" w:lastRow="0" w:firstColumn="0" w:lastColumn="0" w:noHBand="0" w:noVBand="0" w:val="0020"/>
       </w:tblPr>
-      <w:tblGrid/>
+      <w:tblGrid>
+        <w:gridCol w:w="3960"/>
+        <w:gridCol w:w="3960"/>
+      </w:tblGrid>
       <w:tr>
         <w:trPr>
-          <w:cnfStyle w:firstRow="1"/>
+          <w:tblHeader w:val="on"/>
         </w:trPr>
         <w:tc>
-          <w:tcPr>
-            <w:tcBorders>
-              <w:bottom w:val="single"/>
-            </w:tcBorders>
-            <w:vAlign w:val="bottom"/>
-          </w:tcPr>
+          <w:tcPr/>
           <w:p>
             <w:pPr>
               <w:pStyle w:val="Compact"/>
-              <w:jc w:val="left"/>
             </w:pPr>
             <w:r>
               <w:t xml:space="preserve">Coluna</w:t>
@@ -329,16 +270,10 @@
           </w:p>
         </w:tc>
         <w:tc>
-          <w:tcPr>
-            <w:tcBorders>
-              <w:bottom w:val="single"/>
-            </w:tcBorders>
-            <w:vAlign w:val="bottom"/>
-          </w:tcPr>
+          <w:tcPr/>
           <w:p>
             <w:pPr>
               <w:pStyle w:val="Compact"/>
-              <w:jc w:val="left"/>
             </w:pPr>
             <w:r>
               <w:t xml:space="preserve">Significa</w:t>
@@ -348,24 +283,25 @@
       </w:tr>
       <w:tr>
         <w:tc>
+          <w:tcPr/>
           <w:p>
             <w:pPr>
               <w:pStyle w:val="Compact"/>
-              <w:jc w:val="left"/>
             </w:pPr>
             <w:r>
               <w:rPr>
                 <w:b/>
+                <w:bCs/>
               </w:rPr>
               <w:t xml:space="preserve">Backlog</w:t>
             </w:r>
           </w:p>
         </w:tc>
         <w:tc>
+          <w:tcPr/>
           <w:p>
             <w:pPr>
               <w:pStyle w:val="Compact"/>
-              <w:jc w:val="left"/>
             </w:pPr>
             <w:r>
               <w:t xml:space="preserve">Ideias e tarefas ainda não priorizadas</w:t>
@@ -375,24 +311,25 @@
       </w:tr>
       <w:tr>
         <w:tc>
+          <w:tcPr/>
           <w:p>
             <w:pPr>
               <w:pStyle w:val="Compact"/>
-              <w:jc w:val="left"/>
             </w:pPr>
             <w:r>
               <w:rPr>
                 <w:b/>
+                <w:bCs/>
               </w:rPr>
               <w:t xml:space="preserve">To Do</w:t>
             </w:r>
           </w:p>
         </w:tc>
         <w:tc>
+          <w:tcPr/>
           <w:p>
             <w:pPr>
               <w:pStyle w:val="Compact"/>
-              <w:jc w:val="left"/>
             </w:pPr>
             <w:r>
               <w:t xml:space="preserve">Priorizado, pronto para alguém pegar</w:t>
@@ -402,24 +339,25 @@
       </w:tr>
       <w:tr>
         <w:tc>
+          <w:tcPr/>
           <w:p>
             <w:pPr>
               <w:pStyle w:val="Compact"/>
-              <w:jc w:val="left"/>
             </w:pPr>
             <w:r>
               <w:rPr>
                 <w:b/>
+                <w:bCs/>
               </w:rPr>
               <w:t xml:space="preserve">Em Progresso</w:t>
             </w:r>
           </w:p>
         </w:tc>
         <w:tc>
+          <w:tcPr/>
           <w:p>
             <w:pPr>
               <w:pStyle w:val="Compact"/>
-              <w:jc w:val="left"/>
             </w:pPr>
             <w:r>
               <w:t xml:space="preserve">Alguém se atribuiu e já criou a branch</w:t>
@@ -429,24 +367,25 @@
       </w:tr>
       <w:tr>
         <w:tc>
+          <w:tcPr/>
           <w:p>
             <w:pPr>
               <w:pStyle w:val="Compact"/>
-              <w:jc w:val="left"/>
             </w:pPr>
             <w:r>
               <w:rPr>
                 <w:b/>
+                <w:bCs/>
               </w:rPr>
               <w:t xml:space="preserve">Em Revisão</w:t>
             </w:r>
           </w:p>
         </w:tc>
         <w:tc>
+          <w:tcPr/>
           <w:p>
             <w:pPr>
               <w:pStyle w:val="Compact"/>
-              <w:jc w:val="left"/>
             </w:pPr>
             <w:r>
               <w:t xml:space="preserve">PR aberto, esperando CI + aprovação</w:t>
@@ -456,24 +395,25 @@
       </w:tr>
       <w:tr>
         <w:tc>
+          <w:tcPr/>
           <w:p>
             <w:pPr>
               <w:pStyle w:val="Compact"/>
-              <w:jc w:val="left"/>
             </w:pPr>
             <w:r>
               <w:rPr>
                 <w:b/>
+                <w:bCs/>
               </w:rPr>
               <w:t xml:space="preserve">Concluído</w:t>
             </w:r>
           </w:p>
         </w:tc>
         <w:tc>
+          <w:tcPr/>
           <w:p>
             <w:pPr>
               <w:pStyle w:val="Compact"/>
-              <w:jc w:val="left"/>
             </w:pPr>
             <w:r>
               <w:t xml:space="preserve">Merge feito na</w:t>
@@ -497,100 +437,103 @@
           <w:ilvl w:val="0"/>
           <w:numId w:val="1003"/>
         </w:numPr>
+      </w:pPr>
+      <w:r>
+        <w:rPr>
+          <w:b/>
+          <w:bCs/>
+        </w:rPr>
+        <w:t xml:space="preserve">Automação nativa</w:t>
+      </w:r>
+      <w:r>
+        <w:t xml:space="preserve"> </w:t>
+      </w:r>
+      <w:r>
+        <w:t xml:space="preserve">(aba do projeto → Workflows, sem custo extra):</w:t>
+      </w:r>
+    </w:p>
+    <w:p>
+      <w:pPr>
         <w:pStyle w:val="Compact"/>
-      </w:pPr>
-      <w:r>
-        <w:rPr>
-          <w:b/>
-        </w:rPr>
-        <w:t xml:space="preserve">Automação nativa</w:t>
-      </w:r>
-      <w:r>
-        <w:t xml:space="preserve"> </w:t>
-      </w:r>
-      <w:r>
-        <w:t xml:space="preserve">(aba do projeto → Workflows, sem custo extra):</w:t>
-      </w:r>
-    </w:p>
-    <w:p>
-      <w:pPr>
         <w:numPr>
           <w:ilvl w:val="1"/>
           <w:numId w:val="1004"/>
         </w:numPr>
+      </w:pPr>
+      <w:r>
+        <w:t xml:space="preserve">Issue criada → entra em</w:t>
+      </w:r>
+      <w:r>
+        <w:t xml:space="preserve"> </w:t>
+      </w:r>
+      <w:r>
+        <w:rPr>
+          <w:b/>
+          <w:bCs/>
+        </w:rPr>
+        <w:t xml:space="preserve">Backlog</w:t>
+      </w:r>
+      <w:r>
+        <w:t xml:space="preserve">.</w:t>
+      </w:r>
+    </w:p>
+    <w:p>
+      <w:pPr>
         <w:pStyle w:val="Compact"/>
-      </w:pPr>
-      <w:r>
-        <w:t xml:space="preserve">Issue criada → entra em</w:t>
-      </w:r>
-      <w:r>
-        <w:t xml:space="preserve"> </w:t>
-      </w:r>
-      <w:r>
-        <w:rPr>
-          <w:b/>
-        </w:rPr>
-        <w:t xml:space="preserve">Backlog</w:t>
-      </w:r>
-      <w:r>
-        <w:t xml:space="preserve">.</w:t>
-      </w:r>
-    </w:p>
-    <w:p>
-      <w:pPr>
         <w:numPr>
           <w:ilvl w:val="1"/>
           <w:numId w:val="1004"/>
         </w:numPr>
+      </w:pPr>
+      <w:r>
+        <w:t xml:space="preserve">Issue atribuída (assign) a alguém → move para</w:t>
+      </w:r>
+      <w:r>
+        <w:t xml:space="preserve"> </w:t>
+      </w:r>
+      <w:r>
+        <w:rPr>
+          <w:b/>
+          <w:bCs/>
+        </w:rPr>
+        <w:t xml:space="preserve">Em Progresso</w:t>
+      </w:r>
+      <w:r>
+        <w:t xml:space="preserve">.</w:t>
+      </w:r>
+    </w:p>
+    <w:p>
+      <w:pPr>
         <w:pStyle w:val="Compact"/>
-      </w:pPr>
-      <w:r>
-        <w:t xml:space="preserve">Issue atribuída (assign) a alguém → move para</w:t>
-      </w:r>
-      <w:r>
-        <w:t xml:space="preserve"> </w:t>
-      </w:r>
-      <w:r>
-        <w:rPr>
-          <w:b/>
-        </w:rPr>
-        <w:t xml:space="preserve">Em Progresso</w:t>
-      </w:r>
-      <w:r>
-        <w:t xml:space="preserve">.</w:t>
-      </w:r>
-    </w:p>
-    <w:p>
-      <w:pPr>
         <w:numPr>
           <w:ilvl w:val="1"/>
           <w:numId w:val="1004"/>
         </w:numPr>
+      </w:pPr>
+      <w:r>
+        <w:t xml:space="preserve">Pull Request vinculado à issue é aberto → move para</w:t>
+      </w:r>
+      <w:r>
+        <w:t xml:space="preserve"> </w:t>
+      </w:r>
+      <w:r>
+        <w:rPr>
+          <w:b/>
+          <w:bCs/>
+        </w:rPr>
+        <w:t xml:space="preserve">Em Revisão</w:t>
+      </w:r>
+      <w:r>
+        <w:t xml:space="preserve">.</w:t>
+      </w:r>
+    </w:p>
+    <w:p>
+      <w:pPr>
         <w:pStyle w:val="Compact"/>
-      </w:pPr>
-      <w:r>
-        <w:t xml:space="preserve">Pull Request vinculado à issue é aberto → move para</w:t>
-      </w:r>
-      <w:r>
-        <w:t xml:space="preserve"> </w:t>
-      </w:r>
-      <w:r>
-        <w:rPr>
-          <w:b/>
-        </w:rPr>
-        <w:t xml:space="preserve">Em Revisão</w:t>
-      </w:r>
-      <w:r>
-        <w:t xml:space="preserve">.</w:t>
-      </w:r>
-    </w:p>
-    <w:p>
-      <w:pPr>
         <w:numPr>
           <w:ilvl w:val="1"/>
           <w:numId w:val="1004"/>
         </w:numPr>
-        <w:pStyle w:val="Compact"/>
       </w:pPr>
       <w:r>
         <w:t xml:space="preserve">Pull Request é mergeado → issue vinculada move para</w:t>
@@ -601,6 +544,7 @@
       <w:r>
         <w:rPr>
           <w:b/>
+          <w:bCs/>
         </w:rPr>
         <w:t xml:space="preserve">Concluído</w:t>
       </w:r>
@@ -617,7 +561,6 @@
           <w:ilvl w:val="0"/>
           <w:numId w:val="1003"/>
         </w:numPr>
-        <w:pStyle w:val="Compact"/>
       </w:pPr>
       <w:r>
         <w:t xml:space="preserve">Vincule Issues criadas a partir de</w:t>
@@ -665,327 +608,265 @@
         <w:t xml:space="preserve">na lateral da issue).</w:t>
       </w:r>
     </w:p>
+    <w:bookmarkEnd w:id="10"/>
+    <w:bookmarkStart w:id="11" w:name="X65d1ac22392d7ef7ef16911299a458aa0fcbd57"/>
     <w:p>
       <w:pPr>
         <w:pStyle w:val="Heading2"/>
       </w:pPr>
-      <w:bookmarkStart w:id="23" w:name="X8cca54cc6c839517fc991f7cad212ffb226da7d"/>
-      <w:r>
-        <w:t xml:space="preserve">3. Como um item de tarefa</w:t>
+      <w:r>
+        <w:t xml:space="preserve">3. Como um item de tarefa "vira" código, na prática</w:t>
+      </w:r>
+    </w:p>
+    <w:p>
+      <w:pPr>
+        <w:pStyle w:val="SourceCode"/>
+      </w:pPr>
+      <w:r>
+        <w:rPr>
+          <w:rStyle w:val="VerbatimChar"/>
+        </w:rPr>
+        <w:t xml:space="preserve">1. Alguém cria a Issue (template "Tarefa") com critérios de aceite claros.</w:t>
+      </w:r>
+      <w:r>
+        <w:br/>
+      </w:r>
+      <w:r>
+        <w:rPr>
+          <w:rStyle w:val="VerbatimChar"/>
+        </w:rPr>
+        <w:t xml:space="preserve">   └─ Board: entra em Backlog.</w:t>
+      </w:r>
+      <w:r>
+        <w:br/>
+      </w:r>
+      <w:r>
+        <w:br/>
+      </w:r>
+      <w:r>
+        <w:rPr>
+          <w:rStyle w:val="VerbatimChar"/>
+        </w:rPr>
+        <w:t xml:space="preserve">2. Time prioriza → move manualmente para To Do.</w:t>
+      </w:r>
+      <w:r>
+        <w:br/>
+      </w:r>
+      <w:r>
+        <w:br/>
+      </w:r>
+      <w:r>
+        <w:rPr>
+          <w:rStyle w:val="VerbatimChar"/>
+        </w:rPr>
+        <w:t xml:space="preserve">3. Um dev se auto-atribui (Assignees → eu).</w:t>
+      </w:r>
+      <w:r>
+        <w:br/>
+      </w:r>
+      <w:r>
+        <w:rPr>
+          <w:rStyle w:val="VerbatimChar"/>
+        </w:rPr>
+        <w:t xml:space="preserve">   └─ Board: move automaticamente para Em Progresso.</w:t>
+      </w:r>
+      <w:r>
+        <w:br/>
+      </w:r>
+      <w:r>
+        <w:rPr>
+          <w:rStyle w:val="VerbatimChar"/>
+        </w:rPr>
+        <w:t xml:space="preserve">   └─ Dev cria a branch: git checkout -b feature/42-nome-da-tarefa</w:t>
+      </w:r>
+      <w:r>
+        <w:br/>
+      </w:r>
+      <w:r>
+        <w:br/>
+      </w:r>
+      <w:r>
+        <w:rPr>
+          <w:rStyle w:val="VerbatimChar"/>
+        </w:rPr>
+        <w:t xml:space="preserve">4. Dev commita, dá push, abre PR com "Resolve #42" na descrição</w:t>
+      </w:r>
+      <w:r>
+        <w:br/>
+      </w:r>
+      <w:r>
+        <w:rPr>
+          <w:rStyle w:val="VerbatimChar"/>
+        </w:rPr>
+        <w:t xml:space="preserve">   (o template de PR já lembra disso).</w:t>
+      </w:r>
+      <w:r>
+        <w:br/>
+      </w:r>
+      <w:r>
+        <w:rPr>
+          <w:rStyle w:val="VerbatimChar"/>
+        </w:rPr>
+        <w:t xml:space="preserve">   └─ Board: move automaticamente para Em Revisão.</w:t>
+      </w:r>
+      <w:r>
+        <w:br/>
+      </w:r>
+      <w:r>
+        <w:rPr>
+          <w:rStyle w:val="VerbatimChar"/>
+        </w:rPr>
+        <w:t xml:space="preserve">   └─ ci.yml roda automaticamente.</w:t>
+      </w:r>
+      <w:r>
+        <w:br/>
+      </w:r>
+      <w:r>
+        <w:br/>
+      </w:r>
+      <w:r>
+        <w:rPr>
+          <w:rStyle w:val="VerbatimChar"/>
+        </w:rPr>
+        <w:t xml:space="preserve">5. CODEOWNERS aprova, CI está verde → merge.</w:t>
+      </w:r>
+      <w:r>
+        <w:br/>
+      </w:r>
+      <w:r>
+        <w:rPr>
+          <w:rStyle w:val="VerbatimChar"/>
+        </w:rPr>
+        <w:t xml:space="preserve">   └─ Board: issue #42 fecha e move para Concluído, automaticamente.</w:t>
+      </w:r>
+    </w:p>
+    <w:bookmarkEnd w:id="11"/>
+    <w:bookmarkStart w:id="12" w:name="X032aea2f7a2447e7ba575f55e7854ea56498947"/>
+    <w:p>
+      <w:pPr>
+        <w:pStyle w:val="Heading2"/>
+      </w:pPr>
+      <w:r>
+        <w:t xml:space="preserve">4. Regra de ouro para evitar duas pessoas na mesma tarefa</w:t>
+      </w:r>
+    </w:p>
+    <w:p>
+      <w:pPr>
+        <w:pStyle w:val="FirstParagraph"/>
+      </w:pPr>
+      <w:r>
+        <w:rPr>
+          <w:b/>
+          <w:bCs/>
+        </w:rPr>
+        <w:t xml:space="preserve">Nunca comece a codar uma tarefa sem antes se auto-atribuir a ela no GitHub.</w:t>
       </w:r>
       <w:r>
         <w:t xml:space="preserve"> </w:t>
       </w:r>
       <w:r>
-        <w:t xml:space="preserve">“</w:t>
-      </w:r>
-      <w:r>
-        <w:t xml:space="preserve">vira</w:t>
-      </w:r>
-      <w:r>
-        <w:t xml:space="preserve">”</w:t>
+        <w:t xml:space="preserve">Isso é o sinal público, em tempo real, de "estou nisso" — mais confiável que avisar no chat, porque fica registrado e todo o time vê o board a qualquer momento, inclusive quem entrar depois.</w:t>
+      </w:r>
+    </w:p>
+    <w:p>
+      <w:pPr>
+        <w:pStyle w:val="BodyText"/>
+      </w:pPr>
+      <w:r>
+        <w:t xml:space="preserve">Se duas pessoas quiserem a mesma tarefa: quem comentar/se atribuir primeiro leva; a segunda pessoa pega outra tarefa do</w:t>
       </w:r>
       <w:r>
         <w:t xml:space="preserve"> </w:t>
       </w:r>
       <w:r>
-        <w:t xml:space="preserve">código, na prática</w:t>
-      </w:r>
-      <w:bookmarkEnd w:id="23"/>
-    </w:p>
-    <w:p>
-      <w:pPr>
-        <w:pStyle w:val="SourceCode"/>
-      </w:pPr>
+        <w:rPr>
+          <w:b/>
+          <w:bCs/>
+        </w:rPr>
+        <w:t xml:space="preserve">To Do</w:t>
+      </w:r>
+      <w:r>
+        <w:t xml:space="preserve"> </w:t>
+      </w:r>
+      <w:r>
+        <w:t xml:space="preserve">ou combina divisão de escopo direto na issue (comentário), evitando que as duas abram branches para o mesmo objetivo.</w:t>
+      </w:r>
+    </w:p>
+    <w:bookmarkEnd w:id="12"/>
+    <w:bookmarkStart w:id="13" w:name="X6c417b3d65006a4f912d654d363f52e8176ad3a"/>
+    <w:p>
+      <w:pPr>
+        <w:pStyle w:val="Heading2"/>
+      </w:pPr>
+      <w:r>
+        <w:t xml:space="preserve">5. Backlog pequeno o suficiente para caber em uma esteira rápida</w:t>
+      </w:r>
+    </w:p>
+    <w:p>
+      <w:pPr>
+        <w:pStyle w:val="FirstParagraph"/>
+      </w:pPr>
+      <w:r>
+        <w:t xml:space="preserve">Uma tarefa bem escrita no template (</w:t>
+      </w:r>
       <w:r>
         <w:rPr>
           <w:rStyle w:val="VerbatimChar"/>
         </w:rPr>
-        <w:t xml:space="preserve">1. Alguém cria a Issue (template "Tarefa") com critérios de aceite claros.</w:t>
-      </w:r>
-      <w:r>
-        <w:br/>
+        <w:t xml:space="preserve">tarefa.yml</w:t>
+      </w:r>
+      <w:r>
+        <w:t xml:space="preserve">) deve ser fatiável o bastante para virar</w:t>
+      </w:r>
+      <w:r>
+        <w:t xml:space="preserve"> </w:t>
+      </w:r>
+      <w:r>
+        <w:rPr>
+          <w:b/>
+          <w:bCs/>
+        </w:rPr>
+        <w:t xml:space="preserve">uma branch curta</w:t>
+      </w:r>
+      <w:r>
+        <w:t xml:space="preserve"> </w:t>
+      </w:r>
+      <w:r>
+        <w:t xml:space="preserve">(ver</w:t>
+      </w:r>
+      <w:r>
+        <w:t xml:space="preserve"> </w:t>
       </w:r>
       <w:r>
         <w:rPr>
           <w:rStyle w:val="VerbatimChar"/>
         </w:rPr>
-        <w:t xml:space="preserve">   └─ Board: entra em Backlog.</w:t>
-      </w:r>
-      <w:r>
-        <w:br/>
-      </w:r>
-      <w:r>
-        <w:br/>
-      </w:r>
-      <w:r>
-        <w:rPr>
-          <w:rStyle w:val="VerbatimChar"/>
-        </w:rPr>
-        <w:t xml:space="preserve">2. Time prioriza → move manualmente para To Do.</w:t>
-      </w:r>
-      <w:r>
-        <w:br/>
-      </w:r>
-      <w:r>
-        <w:br/>
-      </w:r>
-      <w:r>
-        <w:rPr>
-          <w:rStyle w:val="VerbatimChar"/>
-        </w:rPr>
-        <w:t xml:space="preserve">3. Um dev se auto-atribui (Assignees → eu).</w:t>
-      </w:r>
-      <w:r>
-        <w:br/>
-      </w:r>
-      <w:r>
-        <w:rPr>
-          <w:rStyle w:val="VerbatimChar"/>
-        </w:rPr>
-        <w:t xml:space="preserve">   └─ Board: move automaticamente para Em Progresso.</w:t>
-      </w:r>
-      <w:r>
-        <w:br/>
-      </w:r>
-      <w:r>
-        <w:rPr>
-          <w:rStyle w:val="VerbatimChar"/>
-        </w:rPr>
-        <w:t xml:space="preserve">   └─ Dev cria a branch: git checkout -b feature/42-nome-da-tarefa</w:t>
-      </w:r>
-      <w:r>
-        <w:br/>
-      </w:r>
-      <w:r>
-        <w:br/>
-      </w:r>
-      <w:r>
-        <w:rPr>
-          <w:rStyle w:val="VerbatimChar"/>
-        </w:rPr>
-        <w:t xml:space="preserve">4. Dev commita, dá push, abre PR com "Resolve #42" na descrição</w:t>
-      </w:r>
-      <w:r>
-        <w:br/>
-      </w:r>
-      <w:r>
-        <w:rPr>
-          <w:rStyle w:val="VerbatimChar"/>
-        </w:rPr>
-        <w:t xml:space="preserve">   (o template de PR já lembra disso).</w:t>
-      </w:r>
-      <w:r>
-        <w:br/>
-      </w:r>
-      <w:r>
-        <w:rPr>
-          <w:rStyle w:val="VerbatimChar"/>
-        </w:rPr>
-        <w:t xml:space="preserve">   └─ Board: move automaticamente para Em Revisão.</w:t>
-      </w:r>
-      <w:r>
-        <w:br/>
-      </w:r>
-      <w:r>
-        <w:rPr>
-          <w:rStyle w:val="VerbatimChar"/>
-        </w:rPr>
-        <w:t xml:space="preserve">   └─ ci.yml roda automaticamente.</w:t>
-      </w:r>
-      <w:r>
-        <w:br/>
-      </w:r>
-      <w:r>
-        <w:br/>
-      </w:r>
-      <w:r>
-        <w:rPr>
-          <w:rStyle w:val="VerbatimChar"/>
-        </w:rPr>
-        <w:t xml:space="preserve">5. CODEOWNERS aprova, CI está verde → merge.</w:t>
-      </w:r>
-      <w:r>
-        <w:br/>
-      </w:r>
-      <w:r>
-        <w:rPr>
-          <w:rStyle w:val="VerbatimChar"/>
-        </w:rPr>
-        <w:t xml:space="preserve">   └─ Board: issue #42 fecha e move para Concluído, automaticamente.</w:t>
-      </w:r>
-    </w:p>
-    <w:p>
-      <w:pPr>
-        <w:pStyle w:val="Heading2"/>
-      </w:pPr>
-      <w:bookmarkStart w:id="24" w:name="X4bf7e955435dd15a8d182bd90ed998ddb4454d0"/>
-      <w:r>
-        <w:t xml:space="preserve">4. Regra de ouro para evitar duas pessoas na mesma tarefa</w:t>
-      </w:r>
-      <w:bookmarkEnd w:id="24"/>
-    </w:p>
-    <w:p>
-      <w:pPr>
-        <w:pStyle w:val="FirstParagraph"/>
-      </w:pPr>
+        <w:t xml:space="preserve">docs/COLABORACAO_EQUIPE.md</w:t>
+      </w:r>
+      <w:r>
+        <w:t xml:space="preserve">, seção 2.3) — normalmente algo entre "algumas horas" e "um dia" de trabalho. Tarefas maiores devem ser quebradas em sub-issues antes de entrar em</w:t>
+      </w:r>
+      <w:r>
+        <w:t xml:space="preserve"> </w:t>
+      </w:r>
       <w:r>
         <w:rPr>
           <w:b/>
-        </w:rPr>
-        <w:t xml:space="preserve">Nunca comece a codar uma tarefa sem antes se auto-atribuir a ela no GitHub.</w:t>
-      </w:r>
-      <w:r>
-        <w:t xml:space="preserve"> </w:t>
-      </w:r>
-      <w:r>
-        <w:t xml:space="preserve">Isso é o sinal público, em tempo real, de</w:t>
-      </w:r>
-      <w:r>
-        <w:t xml:space="preserve"> </w:t>
-      </w:r>
-      <w:r>
-        <w:t xml:space="preserve">“</w:t>
-      </w:r>
-      <w:r>
-        <w:t xml:space="preserve">estou nisso</w:t>
-      </w:r>
-      <w:r>
-        <w:t xml:space="preserve">”</w:t>
-      </w:r>
-      <w:r>
-        <w:t xml:space="preserve"> </w:t>
-      </w:r>
-      <w:r>
-        <w:t xml:space="preserve">— mais confiável que avisar no chat, porque fica registrado e todo o time vê o board a qualquer momento, inclusive quem entrar depois.</w:t>
-      </w:r>
-    </w:p>
-    <w:p>
-      <w:pPr>
-        <w:pStyle w:val="BodyText"/>
-      </w:pPr>
-      <w:r>
-        <w:t xml:space="preserve">Se duas pessoas quiserem a mesma tarefa: quem comentar/se atribuir primeiro leva; a segunda pessoa pega outra tarefa do</w:t>
-      </w:r>
-      <w:r>
-        <w:t xml:space="preserve"> </w:t>
-      </w:r>
-      <w:r>
-        <w:rPr>
-          <w:b/>
+          <w:bCs/>
         </w:rPr>
         <w:t xml:space="preserve">To Do</w:t>
       </w:r>
       <w:r>
-        <w:t xml:space="preserve"> </w:t>
-      </w:r>
-      <w:r>
-        <w:t xml:space="preserve">ou combina divisão de escopo direto na issue (comentário), evitando que as duas abram branches para o mesmo objetivo.</w:t>
-      </w:r>
-    </w:p>
-    <w:p>
-      <w:pPr>
-        <w:pStyle w:val="Heading2"/>
-      </w:pPr>
-      <w:bookmarkStart w:id="25" w:name="X15a2ad236c98669b378c09333e4ce32c7f177f9"/>
-      <w:r>
-        <w:t xml:space="preserve">5. Backlog pequeno o suficiente para caber em uma esteira rápida</w:t>
-      </w:r>
-      <w:bookmarkEnd w:id="25"/>
-    </w:p>
-    <w:p>
-      <w:pPr>
-        <w:pStyle w:val="FirstParagraph"/>
-      </w:pPr>
-      <w:r>
-        <w:t xml:space="preserve">Uma tarefa bem escrita no template (</w:t>
-      </w:r>
-      <w:r>
-        <w:rPr>
-          <w:rStyle w:val="VerbatimChar"/>
-        </w:rPr>
-        <w:t xml:space="preserve">tarefa.yml</w:t>
-      </w:r>
-      <w:r>
-        <w:t xml:space="preserve">) deve ser fatiável o bastante para virar</w:t>
-      </w:r>
-      <w:r>
-        <w:t xml:space="preserve"> </w:t>
-      </w:r>
-      <w:r>
-        <w:rPr>
-          <w:b/>
-        </w:rPr>
-        <w:t xml:space="preserve">uma branch curta</w:t>
-      </w:r>
-      <w:r>
-        <w:t xml:space="preserve"> </w:t>
-      </w:r>
-      <w:r>
-        <w:t xml:space="preserve">(ver</w:t>
-      </w:r>
-      <w:r>
-        <w:t xml:space="preserve"> </w:t>
-      </w:r>
-      <w:r>
-        <w:rPr>
-          <w:rStyle w:val="VerbatimChar"/>
-        </w:rPr>
-        <w:t xml:space="preserve">docs/COLABORACAO_EQUIPE.md</w:t>
-      </w:r>
-      <w:r>
-        <w:t xml:space="preserve">, seção 2.3) — normalmente algo entre</w:t>
-      </w:r>
-      <w:r>
-        <w:t xml:space="preserve"> </w:t>
-      </w:r>
-      <w:r>
-        <w:t xml:space="preserve">“</w:t>
-      </w:r>
-      <w:r>
-        <w:t xml:space="preserve">algumas horas</w:t>
-      </w:r>
-      <w:r>
-        <w:t xml:space="preserve">”</w:t>
-      </w:r>
-      <w:r>
-        <w:t xml:space="preserve"> </w:t>
-      </w:r>
-      <w:r>
-        <w:t xml:space="preserve">e</w:t>
-      </w:r>
-      <w:r>
-        <w:t xml:space="preserve"> </w:t>
-      </w:r>
-      <w:r>
-        <w:t xml:space="preserve">“</w:t>
-      </w:r>
-      <w:r>
-        <w:t xml:space="preserve">um dia</w:t>
-      </w:r>
-      <w:r>
-        <w:t xml:space="preserve">”</w:t>
-      </w:r>
-      <w:r>
-        <w:t xml:space="preserve"> </w:t>
-      </w:r>
-      <w:r>
-        <w:t xml:space="preserve">de trabalho. Tarefas maiores devem ser quebradas em sub-issues antes de entrar em</w:t>
-      </w:r>
-      <w:r>
-        <w:t xml:space="preserve"> </w:t>
-      </w:r>
-      <w:r>
-        <w:rPr>
-          <w:b/>
-        </w:rPr>
-        <w:t xml:space="preserve">To Do</w:t>
-      </w:r>
-      <w:r>
         <w:t xml:space="preserve">.</w:t>
       </w:r>
     </w:p>
-    <w:sectPr/>
+    <w:bookmarkEnd w:id="13"/>
+    <w:bookmarkEnd w:id="14"/>
+    <w:sectPr>
+      <w:footnotePr>
+        <w:numRestart w:val="eachSect"/>
+      </w:footnotePr>
+    </w:sectPr>
   </w:body>
 </w:document>
 </file>
@@ -1016,17 +897,14 @@
 <file path=word/numbering.xml><?xml version="1.0" encoding="utf-8"?>
 <w:numbering xmlns:w="http://schemas.openxmlformats.org/wordprocessingml/2006/main">
   <w:abstractNum w:abstractNumId="990">
-    <w:nsid w:val="2c1ae401"/>
+    <w:nsid w:val="0000A990"/>
     <w:multiLevelType w:val="multilevel"/>
     <w:lvl w:ilvl="0">
       <w:numFmt w:val="bullet"/>
       <w:lvlText w:val=" "/>
       <w:lvlJc w:val="left"/>
       <w:pPr>
-        <w:tabs>
-          <w:tab w:val="num" w:pos="0"/>
-        </w:tabs>
-        <w:ind w:left="480" w:hanging="480"/>
+        <w:ind w:left="720" w:hanging="360"/>
       </w:pPr>
     </w:lvl>
     <w:lvl w:ilvl="1">
@@ -1034,10 +912,7 @@
       <w:lvlText w:val=" "/>
       <w:lvlJc w:val="left"/>
       <w:pPr>
-        <w:tabs>
-          <w:tab w:val="num" w:pos="720"/>
-        </w:tabs>
-        <w:ind w:left="1200" w:hanging="480"/>
+        <w:ind w:left="1440" w:hanging="360"/>
       </w:pPr>
     </w:lvl>
     <w:lvl w:ilvl="2">
@@ -1045,10 +920,7 @@
       <w:lvlText w:val=" "/>
       <w:lvlJc w:val="left"/>
       <w:pPr>
-        <w:tabs>
-          <w:tab w:val="num" w:pos="1440"/>
-        </w:tabs>
-        <w:ind w:left="1920" w:hanging="480"/>
+        <w:ind w:left="2160" w:hanging="360"/>
       </w:pPr>
     </w:lvl>
     <w:lvl w:ilvl="3">
@@ -1056,10 +928,7 @@
       <w:lvlText w:val=" "/>
       <w:lvlJc w:val="left"/>
       <w:pPr>
-        <w:tabs>
-          <w:tab w:val="num" w:pos="2160"/>
-        </w:tabs>
-        <w:ind w:left="2640" w:hanging="480"/>
+        <w:ind w:left="2880" w:hanging="360"/>
       </w:pPr>
     </w:lvl>
     <w:lvl w:ilvl="4">
@@ -1067,10 +936,7 @@
       <w:lvlText w:val=" "/>
       <w:lvlJc w:val="left"/>
       <w:pPr>
-        <w:tabs>
-          <w:tab w:val="num" w:pos="2880"/>
-        </w:tabs>
-        <w:ind w:left="3360" w:hanging="480"/>
+        <w:ind w:left="3600" w:hanging="360"/>
       </w:pPr>
     </w:lvl>
     <w:lvl w:ilvl="5">
@@ -1078,10 +944,7 @@
       <w:lvlText w:val=" "/>
       <w:lvlJc w:val="left"/>
       <w:pPr>
-        <w:tabs>
-          <w:tab w:val="num" w:pos="3600"/>
-        </w:tabs>
-        <w:ind w:left="4080" w:hanging="480"/>
+        <w:ind w:left="4320" w:hanging="360"/>
       </w:pPr>
     </w:lvl>
     <w:lvl w:ilvl="6">
@@ -1089,10 +952,7 @@
       <w:lvlText w:val=" "/>
       <w:lvlJc w:val="left"/>
       <w:pPr>
-        <w:tabs>
-          <w:tab w:val="num" w:pos="4320"/>
-        </w:tabs>
-        <w:ind w:left="4800" w:hanging="480"/>
+        <w:ind w:left="5040" w:hanging="360"/>
       </w:pPr>
     </w:lvl>
     <w:lvl w:ilvl="7">
@@ -1100,10 +960,7 @@
       <w:lvlText w:val=" "/>
       <w:lvlJc w:val="left"/>
       <w:pPr>
-        <w:tabs>
-          <w:tab w:val="num" w:pos="5040"/>
-        </w:tabs>
-        <w:ind w:left="5520" w:hanging="480"/>
+        <w:ind w:left="5760" w:hanging="360"/>
       </w:pPr>
     </w:lvl>
     <w:lvl w:ilvl="8">
@@ -1111,118 +968,115 @@
       <w:lvlText w:val=" "/>
       <w:lvlJc w:val="left"/>
       <w:pPr>
-        <w:tabs>
-          <w:tab w:val="num" w:pos="5760"/>
-        </w:tabs>
-        <w:ind w:left="6240" w:hanging="480"/>
+        <w:ind w:left="6480" w:hanging="360"/>
       </w:pPr>
     </w:lvl>
   </w:abstractNum>
   <w:abstractNum w:abstractNumId="991">
-    <w:nsid w:val="ea454b4c"/>
+    <w:nsid w:val="0000A991"/>
     <w:multiLevelType w:val="multilevel"/>
     <w:lvl w:ilvl="0">
       <w:numFmt w:val="bullet"/>
-      <w:lvlText w:val="•"/>
-      <w:lvlJc w:val="left"/>
-      <w:pPr>
-        <w:tabs>
-          <w:tab w:val="num" w:pos="0"/>
-        </w:tabs>
-        <w:ind w:left="480" w:hanging="480"/>
-      </w:pPr>
+      <w:lvlText w:val=""/>
+      <w:lvlJc w:val="left"/>
+      <w:pPr>
+        <w:ind w:left="720" w:hanging="360"/>
+      </w:pPr>
+      <w:rPr>
+        <w:rFonts w:ascii="Symbol" w:hAnsi="Symbol" w:cs="Symbol" w:hint="default"/>
+      </w:rPr>
     </w:lvl>
     <w:lvl w:ilvl="1">
       <w:numFmt w:val="bullet"/>
-      <w:lvlText w:val="–"/>
-      <w:lvlJc w:val="left"/>
-      <w:pPr>
-        <w:tabs>
-          <w:tab w:val="num" w:pos="720"/>
-        </w:tabs>
-        <w:ind w:left="1200" w:hanging="480"/>
-      </w:pPr>
+      <w:lvlText w:val="o"/>
+      <w:lvlJc w:val="left"/>
+      <w:pPr>
+        <w:ind w:left="1440" w:hanging="360"/>
+      </w:pPr>
+      <w:rPr>
+        <w:rFonts w:ascii="Courier New" w:hAnsi="Courier New" w:cs="Courier New" w:hint="default"/>
+      </w:rPr>
     </w:lvl>
     <w:lvl w:ilvl="2">
       <w:numFmt w:val="bullet"/>
-      <w:lvlText w:val="•"/>
-      <w:lvlJc w:val="left"/>
-      <w:pPr>
-        <w:tabs>
-          <w:tab w:val="num" w:pos="1440"/>
-        </w:tabs>
-        <w:ind w:left="1920" w:hanging="480"/>
-      </w:pPr>
+      <w:lvlText w:val=""/>
+      <w:lvlJc w:val="left"/>
+      <w:pPr>
+        <w:ind w:left="2160" w:hanging="360"/>
+      </w:pPr>
+      <w:rPr>
+        <w:rFonts w:ascii="Wingdings" w:hAnsi="Wingdings" w:cs="Wingdings" w:hint="default"/>
+      </w:rPr>
     </w:lvl>
     <w:lvl w:ilvl="3">
       <w:numFmt w:val="bullet"/>
-      <w:lvlText w:val="–"/>
-      <w:lvlJc w:val="left"/>
-      <w:pPr>
-        <w:tabs>
-          <w:tab w:val="num" w:pos="2160"/>
-        </w:tabs>
-        <w:ind w:left="2640" w:hanging="480"/>
-      </w:pPr>
+      <w:lvlText w:val=""/>
+      <w:lvlJc w:val="left"/>
+      <w:pPr>
+        <w:ind w:left="2880" w:hanging="360"/>
+      </w:pPr>
+      <w:rPr>
+        <w:rFonts w:ascii="Symbol" w:hAnsi="Symbol" w:cs="Symbol" w:hint="default"/>
+      </w:rPr>
     </w:lvl>
     <w:lvl w:ilvl="4">
       <w:numFmt w:val="bullet"/>
-      <w:lvlText w:val="•"/>
-      <w:lvlJc w:val="left"/>
-      <w:pPr>
-        <w:tabs>
-          <w:tab w:val="num" w:pos="2880"/>
-        </w:tabs>
-        <w:ind w:left="3360" w:hanging="480"/>
-      </w:pPr>
+      <w:lvlText w:val="o"/>
+      <w:lvlJc w:val="left"/>
+      <w:pPr>
+        <w:ind w:left="3600" w:hanging="360"/>
+      </w:pPr>
+      <w:rPr>
+        <w:rFonts w:ascii="Courier New" w:hAnsi="Courier New" w:cs="Courier New" w:hint="default"/>
+      </w:rPr>
     </w:lvl>
     <w:lvl w:ilvl="5">
       <w:numFmt w:val="bullet"/>
-      <w:lvlText w:val="–"/>
-      <w:lvlJc w:val="left"/>
-      <w:pPr>
-        <w:tabs>
-          <w:tab w:val="num" w:pos="3600"/>
-        </w:tabs>
-        <w:ind w:left="4080" w:hanging="480"/>
-      </w:pPr>
+      <w:lvlText w:val=""/>
+      <w:lvlJc w:val="left"/>
+      <w:pPr>
+        <w:ind w:left="4320" w:hanging="360"/>
+      </w:pPr>
+      <w:rPr>
+        <w:rFonts w:ascii="Wingdings" w:hAnsi="Wingdings" w:cs="Wingdings" w:hint="default"/>
+      </w:rPr>
     </w:lvl>
     <w:lvl w:ilvl="6">
       <w:numFmt w:val="bullet"/>
-      <w:lvlText w:val="•"/>
-      <w:lvlJc w:val="left"/>
-      <w:pPr>
-        <w:tabs>
-          <w:tab w:val="num" w:pos="4320"/>
-        </w:tabs>
-        <w:ind w:left="4800" w:hanging="480"/>
-      </w:pPr>
+      <w:lvlText w:val=""/>
+      <w:lvlJc w:val="left"/>
+      <w:pPr>
+        <w:ind w:left="5040" w:hanging="360"/>
+      </w:pPr>
+      <w:rPr>
+        <w:rFonts w:ascii="Symbol" w:hAnsi="Symbol" w:cs="Symbol" w:hint="default"/>
+      </w:rPr>
     </w:lvl>
     <w:lvl w:ilvl="7">
       <w:numFmt w:val="bullet"/>
-      <w:lvlText w:val="–"/>
-      <w:lvlJc w:val="left"/>
-      <w:pPr>
-        <w:tabs>
-          <w:tab w:val="num" w:pos="5040"/>
-        </w:tabs>
-        <w:ind w:left="5520" w:hanging="480"/>
-      </w:pPr>
+      <w:lvlText w:val="o"/>
+      <w:lvlJc w:val="left"/>
+      <w:pPr>
+        <w:ind w:left="5760" w:hanging="360"/>
+      </w:pPr>
+      <w:rPr>
+        <w:rFonts w:ascii="Courier New" w:hAnsi="Courier New" w:cs="Courier New" w:hint="default"/>
+      </w:rPr>
     </w:lvl>
     <w:lvl w:ilvl="8">
       <w:numFmt w:val="bullet"/>
-      <w:lvlText w:val="•"/>
-      <w:lvlJc w:val="left"/>
-      <w:pPr>
-        <w:tabs>
-          <w:tab w:val="num" w:pos="5760"/>
-        </w:tabs>
-        <w:ind w:left="6240" w:hanging="480"/>
-      </w:pPr>
+      <w:lvlText w:val=""/>
+      <w:lvlJc w:val="left"/>
+      <w:pPr>
+        <w:ind w:left="6480" w:hanging="360"/>
+      </w:pPr>
+      <w:rPr>
+        <w:rFonts w:ascii="Wingdings" w:hAnsi="Wingdings" w:cs="Wingdings" w:hint="default"/>
+      </w:rPr>
     </w:lvl>
   </w:abstractNum>
   <w:abstractNum w:abstractNumId="99411">
-    <w:nsid w:val="71315dca"/>
+    <w:nsid w:val="00A99411"/>
     <w:multiLevelType w:val="multilevel"/>
     <w:lvl w:ilvl="0">
       <w:start w:val="1"/>
@@ -1230,10 +1084,7 @@
       <w:lvlText w:val="%1."/>
       <w:lvlJc w:val="left"/>
       <w:pPr>
-        <w:tabs>
-          <w:tab w:val="num" w:pos="0"/>
-        </w:tabs>
-        <w:ind w:left="480" w:hanging="480"/>
+        <w:ind w:left="720" w:hanging="360"/>
       </w:pPr>
     </w:lvl>
     <w:lvl w:ilvl="1">
@@ -1242,10 +1093,7 @@
       <w:lvlText w:val="%2."/>
       <w:lvlJc w:val="left"/>
       <w:pPr>
-        <w:tabs>
-          <w:tab w:val="num" w:pos="720"/>
-        </w:tabs>
-        <w:ind w:left="1200" w:hanging="480"/>
+        <w:ind w:left="1440" w:hanging="360"/>
       </w:pPr>
     </w:lvl>
     <w:lvl w:ilvl="2">
@@ -1254,10 +1102,7 @@
       <w:lvlText w:val="%3."/>
       <w:lvlJc w:val="left"/>
       <w:pPr>
-        <w:tabs>
-          <w:tab w:val="num" w:pos="1440"/>
-        </w:tabs>
-        <w:ind w:left="1920" w:hanging="480"/>
+        <w:ind w:left="2160" w:hanging="360"/>
       </w:pPr>
     </w:lvl>
     <w:lvl w:ilvl="3">
@@ -1266,10 +1111,7 @@
       <w:lvlText w:val="%4."/>
       <w:lvlJc w:val="left"/>
       <w:pPr>
-        <w:tabs>
-          <w:tab w:val="num" w:pos="2160"/>
-        </w:tabs>
-        <w:ind w:left="2640" w:hanging="480"/>
+        <w:ind w:left="2880" w:hanging="360"/>
       </w:pPr>
     </w:lvl>
     <w:lvl w:ilvl="4">
@@ -1278,10 +1120,7 @@
       <w:lvlText w:val="%5."/>
       <w:lvlJc w:val="left"/>
       <w:pPr>
-        <w:tabs>
-          <w:tab w:val="num" w:pos="2880"/>
-        </w:tabs>
-        <w:ind w:left="3360" w:hanging="480"/>
+        <w:ind w:left="3600" w:hanging="360"/>
       </w:pPr>
     </w:lvl>
     <w:lvl w:ilvl="5">
@@ -1290,10 +1129,7 @@
       <w:lvlText w:val="%6."/>
       <w:lvlJc w:val="left"/>
       <w:pPr>
-        <w:tabs>
-          <w:tab w:val="num" w:pos="3600"/>
-        </w:tabs>
-        <w:ind w:left="4080" w:hanging="480"/>
+        <w:ind w:left="4320" w:hanging="360"/>
       </w:pPr>
     </w:lvl>
     <w:lvl w:ilvl="6">
@@ -1302,10 +1138,7 @@
       <w:lvlText w:val="%7."/>
       <w:lvlJc w:val="left"/>
       <w:pPr>
-        <w:tabs>
-          <w:tab w:val="num" w:pos="4320"/>
-        </w:tabs>
-        <w:ind w:left="4800" w:hanging="480"/>
+        <w:ind w:left="5040" w:hanging="360"/>
       </w:pPr>
     </w:lvl>
     <w:lvl w:ilvl="7">
@@ -1314,10 +1147,7 @@
       <w:lvlText w:val="%8."/>
       <w:lvlJc w:val="left"/>
       <w:pPr>
-        <w:tabs>
-          <w:tab w:val="num" w:pos="5040"/>
-        </w:tabs>
-        <w:ind w:left="5520" w:hanging="480"/>
+        <w:ind w:left="5760" w:hanging="360"/>
       </w:pPr>
     </w:lvl>
     <w:lvl w:ilvl="8">
@@ -1326,15 +1156,12 @@
       <w:lvlText w:val="%9."/>
       <w:lvlJc w:val="left"/>
       <w:pPr>
-        <w:tabs>
-          <w:tab w:val="num" w:pos="5760"/>
-        </w:tabs>
-        <w:ind w:left="6240" w:hanging="480"/>
+        <w:ind w:left="6480" w:hanging="360"/>
       </w:pPr>
     </w:lvl>
   </w:abstractNum>
   <w:abstractNum w:abstractNumId="99414">
-    <w:nsid w:val="47261bad"/>
+    <w:nsid w:val="00A99414"/>
     <w:multiLevelType w:val="multilevel"/>
     <w:lvl w:ilvl="0">
       <w:start w:val="4"/>
@@ -1342,10 +1169,7 @@
       <w:lvlText w:val="%1."/>
       <w:lvlJc w:val="left"/>
       <w:pPr>
-        <w:tabs>
-          <w:tab w:val="num" w:pos="0"/>
-        </w:tabs>
-        <w:ind w:left="480" w:hanging="480"/>
+        <w:ind w:left="720" w:hanging="360"/>
       </w:pPr>
     </w:lvl>
     <w:lvl w:ilvl="1">
@@ -1354,10 +1178,7 @@
       <w:lvlText w:val="%2."/>
       <w:lvlJc w:val="left"/>
       <w:pPr>
-        <w:tabs>
-          <w:tab w:val="num" w:pos="720"/>
-        </w:tabs>
-        <w:ind w:left="1200" w:hanging="480"/>
+        <w:ind w:left="1440" w:hanging="360"/>
       </w:pPr>
     </w:lvl>
     <w:lvl w:ilvl="2">
@@ -1366,10 +1187,7 @@
       <w:lvlText w:val="%3."/>
       <w:lvlJc w:val="left"/>
       <w:pPr>
-        <w:tabs>
-          <w:tab w:val="num" w:pos="1440"/>
-        </w:tabs>
-        <w:ind w:left="1920" w:hanging="480"/>
+        <w:ind w:left="2160" w:hanging="360"/>
       </w:pPr>
     </w:lvl>
     <w:lvl w:ilvl="3">
@@ -1378,10 +1196,7 @@
       <w:lvlText w:val="%4."/>
       <w:lvlJc w:val="left"/>
       <w:pPr>
-        <w:tabs>
-          <w:tab w:val="num" w:pos="2160"/>
-        </w:tabs>
-        <w:ind w:left="2640" w:hanging="480"/>
+        <w:ind w:left="2880" w:hanging="360"/>
       </w:pPr>
     </w:lvl>
     <w:lvl w:ilvl="4">
@@ -1390,10 +1205,7 @@
       <w:lvlText w:val="%5."/>
       <w:lvlJc w:val="left"/>
       <w:pPr>
-        <w:tabs>
-          <w:tab w:val="num" w:pos="2880"/>
-        </w:tabs>
-        <w:ind w:left="3360" w:hanging="480"/>
+        <w:ind w:left="3600" w:hanging="360"/>
       </w:pPr>
     </w:lvl>
     <w:lvl w:ilvl="5">
@@ -1402,10 +1214,7 @@
       <w:lvlText w:val="%6."/>
       <w:lvlJc w:val="left"/>
       <w:pPr>
-        <w:tabs>
-          <w:tab w:val="num" w:pos="3600"/>
-        </w:tabs>
-        <w:ind w:left="4080" w:hanging="480"/>
+        <w:ind w:left="4320" w:hanging="360"/>
       </w:pPr>
     </w:lvl>
     <w:lvl w:ilvl="6">
@@ -1414,10 +1223,7 @@
       <w:lvlText w:val="%7."/>
       <w:lvlJc w:val="left"/>
       <w:pPr>
-        <w:tabs>
-          <w:tab w:val="num" w:pos="4320"/>
-        </w:tabs>
-        <w:ind w:left="4800" w:hanging="480"/>
+        <w:ind w:left="5040" w:hanging="360"/>
       </w:pPr>
     </w:lvl>
     <w:lvl w:ilvl="7">
@@ -1426,10 +1232,7 @@
       <w:lvlText w:val="%8."/>
       <w:lvlJc w:val="left"/>
       <w:pPr>
-        <w:tabs>
-          <w:tab w:val="num" w:pos="5040"/>
-        </w:tabs>
-        <w:ind w:left="5520" w:hanging="480"/>
+        <w:ind w:left="5760" w:hanging="360"/>
       </w:pPr>
     </w:lvl>
     <w:lvl w:ilvl="8">
@@ -1438,10 +1241,7 @@
       <w:lvlText w:val="%9."/>
       <w:lvlJc w:val="left"/>
       <w:pPr>
-        <w:tabs>
-          <w:tab w:val="num" w:pos="5760"/>
-        </w:tabs>
-        <w:ind w:left="6240" w:hanging="480"/>
+        <w:ind w:left="6480" w:hanging="360"/>
       </w:pPr>
     </w:lvl>
   </w:abstractNum>
@@ -1522,10 +1322,10 @@
   <w:docDefaults>
     <w:rPrDefault>
       <w:rPr>
-        <w:rFonts w:asciiTheme="minorHAnsi" w:eastAsiaTheme="minorHAnsi" w:hAnsiTheme="minorHAnsi" w:cstheme="minorBidi"/>
+        <w:rFonts w:asciiTheme="minorHAnsi" w:cstheme="minorBidi" w:eastAsiaTheme="minorEastAsia" w:hAnsiTheme="minorHAnsi"/>
         <w:sz w:val="24"/>
         <w:szCs w:val="24"/>
-        <w:lang w:val="en-US" w:eastAsia="en-US" w:bidi="ar-SA"/>
+        <w:lang w:bidi="ar-SA" w:eastAsia="zh-CN" w:val="en-US"/>
       </w:rPr>
     </w:rPrDefault>
     <w:pPrDefault>
@@ -1534,91 +1334,145 @@
       </w:pPr>
     </w:pPrDefault>
   </w:docDefaults>
-  <w:latentStyles w:defLockedState="0" w:defUIPriority="0" w:defSemiHidden="0" w:defUnhideWhenUsed="0" w:defQFormat="0" w:count="276"/>
-  <w:style w:type="paragraph" w:default="1" w:styleId="Normal">
+  <w:latentStyles w:count="276" w:defLockedState="0" w:defQFormat="0" w:defSemiHidden="0" w:defUIPriority="0" w:defUnhideWhenUsed="0"/>
+  <w:style w:default="1" w:styleId="Normal" w:type="paragraph">
     <w:name w:val="Normal"/>
     <w:qFormat/>
   </w:style>
-  <w:style w:type="paragraph" w:styleId="BodyText">
+  <w:style w:styleId="BodyText" w:type="paragraph">
     <w:name w:val="Body Text"/>
     <w:basedOn w:val="Normal"/>
     <w:link w:val="BodyTextChar"/>
+    <w:qFormat/>
     <w:pPr>
-      <w:spacing w:before="180" w:after="180"/>
+      <w:spacing w:after="180" w:before="180"/>
     </w:pPr>
-    <w:qFormat/>
-  </w:style>
-  <w:style w:type="paragraph" w:customStyle="1" w:styleId="FirstParagraph">
+  </w:style>
+  <w:style w:customStyle="1" w:styleId="FirstParagraph" w:type="paragraph">
     <w:name w:val="First Paragraph"/>
     <w:basedOn w:val="BodyText"/>
     <w:next w:val="BodyText"/>
     <w:qFormat/>
   </w:style>
-  <w:style w:type="paragraph" w:customStyle="1" w:styleId="Compact">
+  <w:style w:customStyle="1" w:styleId="Compact" w:type="paragraph">
     <w:name w:val="Compact"/>
     <w:basedOn w:val="BodyText"/>
     <w:qFormat/>
     <w:pPr>
-      <w:spacing w:before="36" w:after="36"/>
+      <w:spacing w:after="36" w:before="36"/>
     </w:pPr>
   </w:style>
-  <w:style w:type="paragraph" w:styleId="Title">
+  <w:style w:styleId="Title" w:type="paragraph">
     <w:name w:val="Title"/>
     <w:basedOn w:val="Normal"/>
     <w:next w:val="BodyText"/>
+    <w:link w:val="TitleChar"/>
+    <w:uiPriority w:val="10"/>
     <w:qFormat/>
+    <w:rsid w:val="00A10FD9"/>
     <w:pPr>
-      <w:keepNext/>
-      <w:keepLines/>
-      <w:spacing w:before="480" w:after="240"/>
+      <w:spacing w:after="80" w:line="240" w:lineRule="auto"/>
+      <w:contextualSpacing/>
       <w:jc w:val="center"/>
     </w:pPr>
     <w:rPr>
-      <w:rFonts w:asciiTheme="majorHAnsi" w:eastAsiaTheme="majorEastAsia" w:hAnsiTheme="majorHAnsi" w:cstheme="majorBidi"/>
-      <w:b/>
-      <w:bCs/>
-      <w:color w:val="345A8A" w:themeColor="accent1" w:themeShade="B5"/>
-      <w:sz w:val="36"/>
-      <w:szCs w:val="36"/>
-    </w:rPr>
-  </w:style>
-  <w:style w:type="paragraph" w:styleId="Subtitle">
+      <w:rFonts w:asciiTheme="majorHAnsi" w:cstheme="majorBidi" w:eastAsiaTheme="majorEastAsia" w:hAnsiTheme="majorHAnsi"/>
+      <w:sz w:val="56"/>
+      <w:szCs w:val="56"/>
+    </w:rPr>
+  </w:style>
+  <w:style w:customStyle="1" w:styleId="TitleChar" w:type="character">
+    <w:name w:val="Title Char"/>
+    <w:basedOn w:val="DefaultParagraphFont"/>
+    <w:link w:val="Title"/>
+    <w:uiPriority w:val="10"/>
+    <w:rsid w:val="00A10FD9"/>
+    <w:rPr>
+      <w:rFonts w:asciiTheme="majorHAnsi" w:cstheme="majorBidi" w:eastAsiaTheme="majorEastAsia" w:hAnsiTheme="majorHAnsi"/>
+      <w:sz w:val="56"/>
+      <w:szCs w:val="56"/>
+    </w:rPr>
+  </w:style>
+  <w:style w:styleId="Subtitle" w:type="paragraph">
     <w:name w:val="Subtitle"/>
+    <w:basedOn w:val="Title"/>
+    <w:next w:val="BodyText"/>
+    <w:link w:val="SubtitleChar"/>
+    <w:uiPriority w:val="11"/>
+    <w:qFormat/>
+    <w:rsid w:val="00A10FD9"/>
+    <w:pPr>
+      <w:numPr>
+        <w:ilvl w:val="1"/>
+      </w:numPr>
+    </w:pPr>
+    <w:rPr>
+      <w:rFonts w:cstheme="majorBidi" w:eastAsiaTheme="majorEastAsia"/>
+      <w:spacing w:val="15"/>
+      <w:sz w:val="28"/>
+      <w:szCs w:val="28"/>
+    </w:rPr>
+  </w:style>
+  <w:style w:customStyle="1" w:styleId="SubtitleChar" w:type="character">
+    <w:name w:val="Subtitle Char"/>
+    <w:basedOn w:val="DefaultParagraphFont"/>
+    <w:link w:val="Subtitle"/>
+    <w:uiPriority w:val="11"/>
+    <w:rsid w:val="00A10FD9"/>
+    <w:rPr>
+      <w:rFonts w:cstheme="majorBidi" w:eastAsiaTheme="majorEastAsia"/>
+      <w:color w:themeColor="text1" w:themeTint="A6" w:val="595959"/>
+      <w:spacing w:val="15"/>
+      <w:sz w:val="28"/>
+      <w:szCs w:val="28"/>
+    </w:rPr>
+  </w:style>
+  <w:style w:customStyle="1" w:styleId="Author" w:type="paragraph">
+    <w:name w:val="Author"/>
     <w:basedOn w:val="Title"/>
     <w:next w:val="BodyText"/>
     <w:qFormat/>
     <w:pPr>
       <w:keepNext/>
       <w:keepLines/>
-      <w:spacing w:before="240" w:after="240"/>
-      <w:jc w:val="center"/>
     </w:pPr>
     <w:rPr>
-      <w:sz w:val="30"/>
-      <w:szCs w:val="30"/>
-    </w:rPr>
-  </w:style>
-  <w:style w:type="paragraph" w:customStyle="1" w:styleId="Author">
-    <w:name w:val="Author"/>
+      <w:sz w:val="24"/>
+      <w:szCs w:val="24"/>
+    </w:rPr>
+  </w:style>
+  <w:style w:styleId="Date" w:type="paragraph">
+    <w:name w:val="Date"/>
+    <w:basedOn w:val="Title"/>
     <w:next w:val="BodyText"/>
     <w:qFormat/>
     <w:pPr>
       <w:keepNext/>
       <w:keepLines/>
-      <w:jc w:val="center"/>
     </w:pPr>
-  </w:style>
-  <w:style w:type="paragraph" w:styleId="Date">
-    <w:name w:val="Date"/>
-    <w:next w:val="BodyText"/>
+    <w:rPr>
+      <w:sz w:val="24"/>
+      <w:szCs w:val="24"/>
+    </w:rPr>
+  </w:style>
+  <w:style w:customStyle="1" w:styleId="AbstractTitle" w:type="paragraph">
+    <w:name w:val="Abstract Title"/>
+    <w:basedOn w:val="Normal"/>
+    <w:next w:val="Abstract"/>
     <w:qFormat/>
     <w:pPr>
       <w:keepNext/>
       <w:keepLines/>
+      <w:spacing w:after="0" w:before="300"/>
       <w:jc w:val="center"/>
     </w:pPr>
-  </w:style>
-  <w:style w:type="paragraph" w:customStyle="1" w:styleId="Abstract">
+    <w:rPr>
+      <w:b/>
+      <w:sz w:val="20"/>
+      <w:szCs w:val="20"/>
+    </w:rPr>
+  </w:style>
+  <w:style w:customStyle="1" w:styleId="Abstract" w:type="paragraph">
     <w:name w:val="Abstract"/>
     <w:basedOn w:val="Normal"/>
     <w:next w:val="BodyText"/>
@@ -1626,14 +1480,14 @@
     <w:pPr>
       <w:keepNext/>
       <w:keepLines/>
-      <w:spacing w:before="300" w:after="300"/>
+      <w:spacing w:after="300" w:before="100"/>
     </w:pPr>
     <w:rPr>
       <w:sz w:val="20"/>
       <w:szCs w:val="20"/>
     </w:rPr>
   </w:style>
-  <w:style w:type="paragraph" w:styleId="Bibliography">
+  <w:style w:styleId="Bibliography" w:type="paragraph">
     <w:name w:val="Bibliography"/>
     <w:basedOn w:val="Normal"/>
     <w:next w:val="Bibliography"/>
@@ -1641,195 +1495,325 @@
     <w:pPr/>
     <w:rPr/>
   </w:style>
-  <w:style w:type="paragraph" w:styleId="Heading1">
-    <w:name w:val="Heading 1"/>
+  <w:style w:styleId="Heading1" w:type="paragraph">
+    <w:name w:val="heading 1"/>
     <w:basedOn w:val="Normal"/>
     <w:next w:val="BodyText"/>
+    <w:link w:val="Heading1Char"/>
     <w:uiPriority w:val="9"/>
     <w:qFormat/>
+    <w:rsid w:val="00A10FD9"/>
     <w:pPr>
       <w:keepNext/>
       <w:keepLines/>
-      <w:spacing w:before="480" w:after="0"/>
+      <w:spacing w:after="80" w:before="360"/>
       <w:outlineLvl w:val="0"/>
     </w:pPr>
     <w:rPr>
-      <w:rFonts w:asciiTheme="majorHAnsi" w:eastAsiaTheme="majorEastAsia" w:hAnsiTheme="majorHAnsi" w:cstheme="majorBidi"/>
-      <w:b/>
-      <w:bCs/>
-      <w:color w:val="4F81BD" w:themeColor="accent1"/>
-      <w:sz w:val="32"/>
-      <w:szCs w:val="32"/>
-    </w:rPr>
-  </w:style>
-  <w:style w:type="paragraph" w:styleId="Heading2">
-    <w:name w:val="Heading 2"/>
+      <w:rFonts w:asciiTheme="majorHAnsi" w:cstheme="majorBidi" w:eastAsiaTheme="majorEastAsia" w:hAnsiTheme="majorHAnsi"/>
+      <w:color w:themeColor="accent1" w:themeShade="BF" w:val="0F4761"/>
+      <w:sz w:val="40"/>
+      <w:szCs w:val="40"/>
+    </w:rPr>
+  </w:style>
+  <w:style w:styleId="Heading2" w:type="paragraph">
+    <w:name w:val="heading 2"/>
     <w:basedOn w:val="Normal"/>
     <w:next w:val="BodyText"/>
+    <w:link w:val="Heading2Char"/>
     <w:uiPriority w:val="9"/>
+    <w:semiHidden/>
     <w:unhideWhenUsed/>
     <w:qFormat/>
+    <w:rsid w:val="00A10FD9"/>
     <w:pPr>
       <w:keepNext/>
       <w:keepLines/>
-      <w:spacing w:before="200" w:after="0"/>
+      <w:spacing w:after="80" w:before="160"/>
       <w:outlineLvl w:val="1"/>
     </w:pPr>
     <w:rPr>
-      <w:rFonts w:asciiTheme="majorHAnsi" w:eastAsiaTheme="majorEastAsia" w:hAnsiTheme="majorHAnsi" w:cstheme="majorBidi"/>
-      <w:b/>
-      <w:bCs/>
-      <w:color w:val="4F81BD" w:themeColor="accent1"/>
-      <w:sz w:val="28"/>
-      <w:szCs w:val="28"/>
-    </w:rPr>
-  </w:style>
-  <w:style w:type="paragraph" w:styleId="Heading3">
-    <w:name w:val="Heading 3"/>
+      <w:rFonts w:asciiTheme="majorHAnsi" w:cstheme="majorBidi" w:eastAsiaTheme="majorEastAsia" w:hAnsiTheme="majorHAnsi"/>
+      <w:color w:themeColor="accent1" w:themeShade="BF" w:val="0F4761"/>
+      <w:sz w:val="32"/>
+      <w:szCs w:val="32"/>
+    </w:rPr>
+  </w:style>
+  <w:style w:styleId="Heading3" w:type="paragraph">
+    <w:name w:val="heading 3"/>
     <w:basedOn w:val="Normal"/>
     <w:next w:val="BodyText"/>
+    <w:link w:val="Heading3Char"/>
     <w:uiPriority w:val="9"/>
+    <w:semiHidden/>
     <w:unhideWhenUsed/>
     <w:qFormat/>
+    <w:rsid w:val="00A10FD9"/>
     <w:pPr>
       <w:keepNext/>
       <w:keepLines/>
-      <w:spacing w:before="200" w:after="0"/>
+      <w:spacing w:after="80" w:before="160"/>
       <w:outlineLvl w:val="2"/>
     </w:pPr>
     <w:rPr>
-      <w:rFonts w:asciiTheme="majorHAnsi" w:eastAsiaTheme="majorEastAsia" w:hAnsiTheme="majorHAnsi" w:cstheme="majorBidi"/>
-      <w:b/>
-      <w:bCs/>
-      <w:color w:val="4F81BD" w:themeColor="accent1"/>
-      <w:sz w:val="24"/>
-      <w:szCs w:val="24"/>
-    </w:rPr>
-  </w:style>
-  <w:style w:type="paragraph" w:styleId="Heading4">
-    <w:name w:val="Heading 4"/>
+      <w:rFonts w:cstheme="majorBidi" w:eastAsiaTheme="majorEastAsia"/>
+      <w:color w:themeColor="accent1" w:themeShade="BF" w:val="0F4761"/>
+      <w:sz w:val="28"/>
+      <w:szCs w:val="28"/>
+    </w:rPr>
+  </w:style>
+  <w:style w:styleId="Heading4" w:type="paragraph">
+    <w:name w:val="heading 4"/>
     <w:basedOn w:val="Normal"/>
     <w:next w:val="BodyText"/>
+    <w:link w:val="Heading4Char"/>
     <w:uiPriority w:val="9"/>
+    <w:semiHidden/>
     <w:unhideWhenUsed/>
     <w:qFormat/>
+    <w:rsid w:val="00A10FD9"/>
     <w:pPr>
       <w:keepNext/>
       <w:keepLines/>
-      <w:spacing w:before="200" w:after="0"/>
+      <w:spacing w:after="40" w:before="80"/>
       <w:outlineLvl w:val="3"/>
     </w:pPr>
     <w:rPr>
-      <w:rFonts w:asciiTheme="majorHAnsi" w:eastAsiaTheme="majorEastAsia" w:hAnsiTheme="majorHAnsi" w:cstheme="majorBidi"/>
+      <w:rFonts w:cstheme="majorBidi" w:eastAsiaTheme="majorEastAsia"/>
       <w:i/>
-      <w:bCs/>
-      <w:color w:val="4F81BD" w:themeColor="accent1"/>
-      <w:sz w:val="24"/>
-      <w:szCs w:val="24"/>
-    </w:rPr>
-  </w:style>
-  <w:style w:type="paragraph" w:styleId="Heading5">
-    <w:name w:val="Heading 5"/>
+      <w:iCs/>
+      <w:color w:themeColor="accent1" w:themeShade="BF" w:val="0F4761"/>
+    </w:rPr>
+  </w:style>
+  <w:style w:styleId="Heading5" w:type="paragraph">
+    <w:name w:val="heading 5"/>
     <w:basedOn w:val="Normal"/>
     <w:next w:val="BodyText"/>
+    <w:link w:val="Heading5Char"/>
     <w:uiPriority w:val="9"/>
+    <w:semiHidden/>
     <w:unhideWhenUsed/>
     <w:qFormat/>
+    <w:rsid w:val="00A10FD9"/>
     <w:pPr>
       <w:keepNext/>
       <w:keepLines/>
-      <w:spacing w:before="200" w:after="0"/>
+      <w:spacing w:after="40" w:before="80"/>
       <w:outlineLvl w:val="4"/>
     </w:pPr>
     <w:rPr>
-      <w:rFonts w:asciiTheme="majorHAnsi" w:eastAsiaTheme="majorEastAsia" w:hAnsiTheme="majorHAnsi" w:cstheme="majorBidi"/>
-      <w:iCs/>
-      <w:color w:val="4F81BD" w:themeColor="accent1"/>
-      <w:sz w:val="24"/>
-      <w:szCs w:val="24"/>
-    </w:rPr>
-  </w:style>
-  <w:style w:type="paragraph" w:styleId="Heading6">
-    <w:name w:val="Heading 6"/>
+      <w:rFonts w:cstheme="majorBidi" w:eastAsiaTheme="majorEastAsia"/>
+      <w:color w:themeColor="accent1" w:themeShade="BF" w:val="0F4761"/>
+    </w:rPr>
+  </w:style>
+  <w:style w:styleId="Heading6" w:type="paragraph">
+    <w:name w:val="heading 6"/>
     <w:basedOn w:val="Normal"/>
     <w:next w:val="BodyText"/>
+    <w:link w:val="Heading6Char"/>
     <w:uiPriority w:val="9"/>
+    <w:semiHidden/>
     <w:unhideWhenUsed/>
     <w:qFormat/>
+    <w:rsid w:val="00A10FD9"/>
     <w:pPr>
       <w:keepNext/>
       <w:keepLines/>
-      <w:spacing w:before="200" w:after="0"/>
+      <w:spacing w:after="0" w:before="40"/>
       <w:outlineLvl w:val="5"/>
     </w:pPr>
     <w:rPr>
-      <w:rFonts w:asciiTheme="majorHAnsi" w:eastAsiaTheme="majorEastAsia" w:hAnsiTheme="majorHAnsi" w:cstheme="majorBidi"/>
-      <w:color w:val="4F81BD" w:themeColor="accent1"/>
-      <w:sz w:val="24"/>
-      <w:szCs w:val="24"/>
-    </w:rPr>
-  </w:style>
-  <w:style w:type="paragraph" w:styleId="Heading7">
-    <w:name w:val="Heading 7"/>
+      <w:rFonts w:cstheme="majorBidi" w:eastAsiaTheme="majorEastAsia"/>
+      <w:i/>
+      <w:iCs/>
+      <w:color w:themeColor="text1" w:themeTint="A6" w:val="595959"/>
+    </w:rPr>
+  </w:style>
+  <w:style w:styleId="Heading7" w:type="paragraph">
+    <w:name w:val="heading 7"/>
     <w:basedOn w:val="Normal"/>
     <w:next w:val="BodyText"/>
+    <w:link w:val="Heading7Char"/>
     <w:uiPriority w:val="9"/>
+    <w:semiHidden/>
     <w:unhideWhenUsed/>
     <w:qFormat/>
+    <w:rsid w:val="00A10FD9"/>
     <w:pPr>
       <w:keepNext/>
       <w:keepLines/>
-      <w:spacing w:before="200" w:after="0"/>
+      <w:spacing w:after="0" w:before="40"/>
       <w:outlineLvl w:val="6"/>
     </w:pPr>
     <w:rPr>
-      <w:rFonts w:asciiTheme="majorHAnsi" w:eastAsiaTheme="majorEastAsia" w:hAnsiTheme="majorHAnsi" w:cstheme="majorBidi"/>
-      <w:color w:val="4F81BD" w:themeColor="accent1"/>
-      <w:sz w:val="24"/>
-      <w:szCs w:val="24"/>
-    </w:rPr>
-  </w:style>
-  <w:style w:type="paragraph" w:styleId="Heading8">
-    <w:name w:val="Heading 8"/>
+      <w:rFonts w:cstheme="majorBidi" w:eastAsiaTheme="majorEastAsia"/>
+      <w:color w:themeColor="text1" w:themeTint="A6" w:val="595959"/>
+    </w:rPr>
+  </w:style>
+  <w:style w:styleId="Heading8" w:type="paragraph">
+    <w:name w:val="heading 8"/>
     <w:basedOn w:val="Normal"/>
     <w:next w:val="BodyText"/>
+    <w:link w:val="Heading8Char"/>
     <w:uiPriority w:val="9"/>
+    <w:semiHidden/>
     <w:unhideWhenUsed/>
     <w:qFormat/>
+    <w:rsid w:val="00A10FD9"/>
     <w:pPr>
       <w:keepNext/>
       <w:keepLines/>
-      <w:spacing w:before="200" w:after="0"/>
+      <w:spacing w:after="0"/>
       <w:outlineLvl w:val="7"/>
     </w:pPr>
     <w:rPr>
-      <w:rFonts w:asciiTheme="majorHAnsi" w:eastAsiaTheme="majorEastAsia" w:hAnsiTheme="majorHAnsi" w:cstheme="majorBidi"/>
-      <w:color w:val="4F81BD" w:themeColor="accent1"/>
-      <w:sz w:val="24"/>
-      <w:szCs w:val="24"/>
-    </w:rPr>
-  </w:style>
-  <w:style w:type="paragraph" w:styleId="Heading9">
-    <w:name w:val="Heading 9"/>
+      <w:rFonts w:cstheme="majorBidi" w:eastAsiaTheme="majorEastAsia"/>
+      <w:i/>
+      <w:iCs/>
+      <w:color w:themeColor="text1" w:themeTint="D8" w:val="272727"/>
+    </w:rPr>
+  </w:style>
+  <w:style w:styleId="Heading9" w:type="paragraph">
+    <w:name w:val="heading 9"/>
     <w:basedOn w:val="Normal"/>
     <w:next w:val="BodyText"/>
+    <w:link w:val="Heading9Char"/>
     <w:uiPriority w:val="9"/>
+    <w:semiHidden/>
     <w:unhideWhenUsed/>
     <w:qFormat/>
+    <w:rsid w:val="00A10FD9"/>
     <w:pPr>
       <w:keepNext/>
       <w:keepLines/>
-      <w:spacing w:before="200" w:after="0"/>
+      <w:spacing w:after="0"/>
       <w:outlineLvl w:val="8"/>
     </w:pPr>
     <w:rPr>
-      <w:rFonts w:asciiTheme="majorHAnsi" w:eastAsiaTheme="majorEastAsia" w:hAnsiTheme="majorHAnsi" w:cstheme="majorBidi"/>
-      <w:color w:val="4F81BD" w:themeColor="accent1"/>
-      <w:sz w:val="24"/>
-      <w:szCs w:val="24"/>
-    </w:rPr>
-  </w:style>
-  <w:style w:type="paragraph" w:styleId="BlockText">
+      <w:rFonts w:cstheme="majorBidi" w:eastAsiaTheme="majorEastAsia"/>
+      <w:color w:themeColor="text1" w:themeTint="D8" w:val="272727"/>
+    </w:rPr>
+  </w:style>
+  <w:style w:customStyle="1" w:styleId="Heading1Char" w:type="character">
+    <w:name w:val="Heading 1 Char"/>
+    <w:basedOn w:val="DefaultParagraphFont"/>
+    <w:link w:val="Heading1"/>
+    <w:uiPriority w:val="9"/>
+    <w:rsid w:val="00A10FD9"/>
+    <w:rPr>
+      <w:rFonts w:asciiTheme="majorHAnsi" w:cstheme="majorBidi" w:eastAsiaTheme="majorEastAsia" w:hAnsiTheme="majorHAnsi"/>
+      <w:color w:themeColor="accent1" w:themeShade="BF" w:val="0F4761"/>
+      <w:sz w:val="40"/>
+      <w:szCs w:val="40"/>
+    </w:rPr>
+  </w:style>
+  <w:style w:customStyle="1" w:styleId="Heading2Char" w:type="character">
+    <w:name w:val="Heading 2 Char"/>
+    <w:basedOn w:val="DefaultParagraphFont"/>
+    <w:link w:val="Heading2"/>
+    <w:uiPriority w:val="9"/>
+    <w:semiHidden/>
+    <w:rsid w:val="00A10FD9"/>
+    <w:rPr>
+      <w:rFonts w:asciiTheme="majorHAnsi" w:cstheme="majorBidi" w:eastAsiaTheme="majorEastAsia" w:hAnsiTheme="majorHAnsi"/>
+      <w:color w:themeColor="accent1" w:themeShade="BF" w:val="0F4761"/>
+      <w:sz w:val="32"/>
+      <w:szCs w:val="32"/>
+    </w:rPr>
+  </w:style>
+  <w:style w:customStyle="1" w:styleId="Heading3Char" w:type="character">
+    <w:name w:val="Heading 3 Char"/>
+    <w:basedOn w:val="DefaultParagraphFont"/>
+    <w:link w:val="Heading3"/>
+    <w:uiPriority w:val="9"/>
+    <w:semiHidden/>
+    <w:rsid w:val="00A10FD9"/>
+    <w:rPr>
+      <w:rFonts w:cstheme="majorBidi" w:eastAsiaTheme="majorEastAsia"/>
+      <w:color w:themeColor="accent1" w:themeShade="BF" w:val="0F4761"/>
+      <w:sz w:val="28"/>
+      <w:szCs w:val="28"/>
+    </w:rPr>
+  </w:style>
+  <w:style w:customStyle="1" w:styleId="Heading4Char" w:type="character">
+    <w:name w:val="Heading 4 Char"/>
+    <w:basedOn w:val="DefaultParagraphFont"/>
+    <w:link w:val="Heading4"/>
+    <w:uiPriority w:val="9"/>
+    <w:semiHidden/>
+    <w:rsid w:val="00A10FD9"/>
+    <w:rPr>
+      <w:rFonts w:cstheme="majorBidi" w:eastAsiaTheme="majorEastAsia"/>
+      <w:i/>
+      <w:iCs/>
+      <w:color w:themeColor="accent1" w:themeShade="BF" w:val="0F4761"/>
+    </w:rPr>
+  </w:style>
+  <w:style w:customStyle="1" w:styleId="Heading5Char" w:type="character">
+    <w:name w:val="Heading 5 Char"/>
+    <w:basedOn w:val="DefaultParagraphFont"/>
+    <w:link w:val="Heading5"/>
+    <w:uiPriority w:val="9"/>
+    <w:semiHidden/>
+    <w:rsid w:val="00A10FD9"/>
+    <w:rPr>
+      <w:rFonts w:cstheme="majorBidi" w:eastAsiaTheme="majorEastAsia"/>
+      <w:color w:themeColor="accent1" w:themeShade="BF" w:val="0F4761"/>
+    </w:rPr>
+  </w:style>
+  <w:style w:customStyle="1" w:styleId="Heading6Char" w:type="character">
+    <w:name w:val="Heading 6 Char"/>
+    <w:basedOn w:val="DefaultParagraphFont"/>
+    <w:link w:val="Heading6"/>
+    <w:uiPriority w:val="9"/>
+    <w:semiHidden/>
+    <w:rsid w:val="00A10FD9"/>
+    <w:rPr>
+      <w:rFonts w:cstheme="majorBidi" w:eastAsiaTheme="majorEastAsia"/>
+      <w:i/>
+      <w:iCs/>
+      <w:color w:themeColor="text1" w:themeTint="A6" w:val="595959"/>
+    </w:rPr>
+  </w:style>
+  <w:style w:customStyle="1" w:styleId="Heading7Char" w:type="character">
+    <w:name w:val="Heading 7 Char"/>
+    <w:basedOn w:val="DefaultParagraphFont"/>
+    <w:link w:val="Heading7"/>
+    <w:uiPriority w:val="9"/>
+    <w:semiHidden/>
+    <w:rsid w:val="00A10FD9"/>
+    <w:rPr>
+      <w:rFonts w:cstheme="majorBidi" w:eastAsiaTheme="majorEastAsia"/>
+      <w:color w:themeColor="text1" w:themeTint="A6" w:val="595959"/>
+    </w:rPr>
+  </w:style>
+  <w:style w:customStyle="1" w:styleId="Heading8Char" w:type="character">
+    <w:name w:val="Heading 8 Char"/>
+    <w:basedOn w:val="DefaultParagraphFont"/>
+    <w:link w:val="Heading8"/>
+    <w:uiPriority w:val="9"/>
+    <w:semiHidden/>
+    <w:rsid w:val="00A10FD9"/>
+    <w:rPr>
+      <w:rFonts w:cstheme="majorBidi" w:eastAsiaTheme="majorEastAsia"/>
+      <w:i/>
+      <w:iCs/>
+      <w:color w:themeColor="text1" w:themeTint="D8" w:val="272727"/>
+    </w:rPr>
+  </w:style>
+  <w:style w:customStyle="1" w:styleId="Heading9Char" w:type="character">
+    <w:name w:val="Heading 9 Char"/>
+    <w:basedOn w:val="DefaultParagraphFont"/>
+    <w:link w:val="Heading9"/>
+    <w:uiPriority w:val="9"/>
+    <w:semiHidden/>
+    <w:rsid w:val="00A10FD9"/>
+    <w:rPr>
+      <w:rFonts w:cstheme="majorBidi" w:eastAsiaTheme="majorEastAsia"/>
+      <w:color w:themeColor="text1" w:themeTint="D8" w:val="272727"/>
+    </w:rPr>
+  </w:style>
+  <w:style w:styleId="BlockText" w:type="paragraph">
     <w:name w:val="Block Text"/>
     <w:basedOn w:val="BodyText"/>
     <w:next w:val="BodyText"/>
@@ -1837,11 +1821,11 @@
     <w:unhideWhenUsed/>
     <w:qFormat/>
     <w:pPr>
-      <w:spacing w:before="100" w:after="100"/>
+      <w:spacing w:after="100" w:before="100"/>
       <w:ind w:firstLine="0" w:left="480" w:right="480"/>
     </w:pPr>
   </w:style>
-  <w:style w:type="paragraph" w:styleId="FootnoteText">
+  <w:style w:styleId="FootnoteText" w:type="paragraph">
     <w:name w:val="Footnote Text"/>
     <w:basedOn w:val="Normal"/>
     <w:next w:val="FootnoteText"/>
@@ -1849,28 +1833,48 @@
     <w:unhideWhenUsed/>
     <w:qFormat/>
   </w:style>
-  <w:style w:type="character" w:default="1" w:styleId="DefaultParagraphFont">
+  <w:style w:styleId="FootnoteBlockText" w:type="paragraph">
+    <w:name w:val="Footnote Block Text"/>
+    <w:basedOn w:val="FootnoteText"/>
+    <w:next w:val="FootnoteText"/>
+    <w:uiPriority w:val="9"/>
+    <w:unhideWhenUsed/>
+    <w:qFormat/>
+    <w:pPr>
+      <w:spacing w:after="100" w:before="100"/>
+      <w:ind w:firstLine="0" w:left="480" w:right="480"/>
+    </w:pPr>
+  </w:style>
+  <w:style w:default="1" w:styleId="DefaultParagraphFont" w:type="character">
     <w:name w:val="Default Paragraph Font"/>
     <w:semiHidden/>
     <w:unhideWhenUsed/>
   </w:style>
-  <w:style w:type="table" w:default="1" w:styleId="Table">
+  <w:style w:default="1" w:styleId="Table" w:type="table">
     <w:name w:val="Table"/>
     <w:basedOn w:val="TableNormal"/>
     <w:semiHidden/>
     <w:unhideWhenUsed/>
     <w:qFormat/>
     <w:tblPr>
-      <w:tblInd w:w="0" w:type="dxa"/>
+      <w:tblInd w:type="dxa" w:w="0"/>
       <w:tblCellMar>
-        <w:top w:w="0" w:type="dxa"/>
-        <w:left w:w="108" w:type="dxa"/>
-        <w:bottom w:w="0" w:type="dxa"/>
-        <w:right w:w="108" w:type="dxa"/>
+        <w:top w:type="dxa" w:w="0"/>
+        <w:left w:type="dxa" w:w="108"/>
+        <w:bottom w:type="dxa" w:w="0"/>
+        <w:right w:type="dxa" w:w="108"/>
       </w:tblCellMar>
     </w:tblPr>
-  </w:style>
-  <w:style w:type="paragraph" w:customStyle="1" w:styleId="DefinitionTerm">
+    <w:tblStylePr w:type="firstRow">
+      <w:tcPr>
+        <w:tcBorders>
+          <w:bottom w:val="single"/>
+        </w:tcBorders>
+        <w:vAlign w:val="bottom"/>
+      </w:tcPr>
+    </w:tblStylePr>
+  </w:style>
+  <w:style w:customStyle="1" w:styleId="DefinitionTerm" w:type="paragraph">
     <w:name w:val="Definition Term"/>
     <w:basedOn w:val="Normal"/>
     <w:next w:val="Definition"/>
@@ -1883,49 +1887,49 @@
       <w:b/>
     </w:rPr>
   </w:style>
-  <w:style w:type="paragraph" w:customStyle="1" w:styleId="Definition">
+  <w:style w:customStyle="1" w:styleId="Definition" w:type="paragraph">
     <w:name w:val="Definition"/>
     <w:basedOn w:val="Normal"/>
   </w:style>
-  <w:style w:type="paragraph" w:styleId="Caption">
+  <w:style w:styleId="Caption" w:type="paragraph">
     <w:name w:val="Caption"/>
     <w:basedOn w:val="Normal"/>
     <w:link w:val="BodyTextChar"/>
     <w:pPr>
-      <w:spacing w:before="0" w:after="120"/>
+      <w:spacing w:after="120" w:before="0"/>
     </w:pPr>
     <w:rPr>
       <w:i/>
     </w:rPr>
   </w:style>
-  <w:style w:type="paragraph" w:customStyle="1" w:styleId="TableCaption">
+  <w:style w:customStyle="1" w:styleId="TableCaption" w:type="paragraph">
     <w:name w:val="Table Caption"/>
     <w:basedOn w:val="Caption"/>
     <w:pPr>
       <w:keepNext/>
     </w:pPr>
   </w:style>
-  <w:style w:type="paragraph" w:customStyle="1" w:styleId="ImageCaption">
+  <w:style w:customStyle="1" w:styleId="ImageCaption" w:type="paragraph">
     <w:name w:val="Image Caption"/>
     <w:basedOn w:val="Caption"/>
   </w:style>
-  <w:style w:type="paragraph" w:customStyle="1" w:styleId="Figure">
+  <w:style w:customStyle="1" w:styleId="Figure" w:type="paragraph">
     <w:name w:val="Figure"/>
     <w:basedOn w:val="Normal"/>
   </w:style>
-  <w:style w:type="paragraph" w:customStyle="1" w:styleId="CaptionedFigure">
+  <w:style w:customStyle="1" w:styleId="CaptionedFigure" w:type="paragraph">
     <w:name w:val="Captioned Figure"/>
     <w:basedOn w:val="Figure"/>
     <w:pPr>
       <w:keepNext/>
     </w:pPr>
   </w:style>
-  <w:style w:type="character" w:customStyle="1" w:styleId="BodyTextChar">
+  <w:style w:customStyle="1" w:styleId="BodyTextChar" w:type="character">
     <w:name w:val="Body Text Char"/>
     <w:basedOn w:val="DefaultParagraphFont"/>
     <w:link w:val="BodyText"/>
   </w:style>
-  <w:style w:type="character" w:customStyle="1" w:styleId="VerbatimChar">
+  <w:style w:customStyle="1" w:styleId="VerbatimChar" w:type="character">
     <w:name w:val="Verbatim Char"/>
     <w:basedOn w:val="BodyTextChar"/>
     <w:rPr>
@@ -1933,21 +1937,25 @@
       <w:sz w:val="22"/>
     </w:rPr>
   </w:style>
-  <w:style w:type="character" w:styleId="FootnoteReference">
+  <w:style w:customStyle="1" w:styleId="SectionNumber" w:type="character">
+    <w:name w:val="Section Number"/>
+    <w:basedOn w:val="BodyTextChar"/>
+  </w:style>
+  <w:style w:styleId="FootnoteReference" w:type="character">
     <w:name w:val="Footnote Reference"/>
     <w:basedOn w:val="BodyTextChar"/>
     <w:rPr>
       <w:vertAlign w:val="superscript"/>
     </w:rPr>
   </w:style>
-  <w:style w:type="character" w:styleId="Hyperlink">
+  <w:style w:styleId="Hyperlink" w:type="character">
     <w:name w:val="Hyperlink"/>
     <w:basedOn w:val="BodyTextChar"/>
     <w:rPr>
-      <w:color w:val="4F81BD" w:themeColor="accent1"/>
-    </w:rPr>
-  </w:style>
-  <w:style w:type="paragraph" w:styleId="TOCHeading">
+      <w:color w:themeColor="accent1" w:val="4F81BD"/>
+    </w:rPr>
+  </w:style>
+  <w:style w:styleId="TOCHeading" w:type="paragraph">
     <w:name w:val="TOC Heading"/>
     <w:basedOn w:val="Heading1"/>
     <w:next w:val="BodyText"/>
@@ -1959,10 +1967,10 @@
       <w:outlineLvl w:val="9"/>
     </w:pPr>
     <w:rPr>
-      <w:rFonts w:asciiTheme="majorHAnsi" w:eastAsiaTheme="majorEastAsia" w:hAnsiTheme="majorHAnsi" w:cstheme="majorBidi"/>
+      <w:rFonts w:asciiTheme="majorHAnsi" w:cstheme="majorBidi" w:eastAsiaTheme="majorEastAsia" w:hAnsiTheme="majorHAnsi"/>
       <w:b w:val="0"/>
       <w:bCs w:val="0"/>
-      <w:color w:val="365F91" w:themeColor="accent1" w:themeShade="BF"/>
+      <w:color w:themeColor="accent1" w:themeShade="BF" w:val="365F91"/>
     </w:rPr>
   </w:style>
   <w:style w:type="paragraph" w:customStyle="1" w:styleId="SourceCode">
@@ -1977,8 +1985,8 @@
     <w:name w:val="KeywordTok"/>
     <w:basedOn w:val="VerbatimChar"/>
     <w:rPr>
+      <w:b/>
       <w:color w:val="007020"/>
-      <w:b/>
     </w:rPr>
   </w:style>
   <w:style w:type="character" w:customStyle="1" w:styleId="DataTypeTok">
@@ -2054,40 +2062,43 @@
   <w:style w:type="character" w:customStyle="1" w:styleId="ImportTok">
     <w:name w:val="ImportTok"/>
     <w:basedOn w:val="VerbatimChar"/>
-    <w:rPr/>
+    <w:rPr>
+      <w:b/>
+      <w:color w:val="008000"/>
+    </w:rPr>
   </w:style>
   <w:style w:type="character" w:customStyle="1" w:styleId="CommentTok">
     <w:name w:val="CommentTok"/>
     <w:basedOn w:val="VerbatimChar"/>
     <w:rPr>
+      <w:i/>
       <w:color w:val="60a0b0"/>
-      <w:i/>
     </w:rPr>
   </w:style>
   <w:style w:type="character" w:customStyle="1" w:styleId="DocumentationTok">
     <w:name w:val="DocumentationTok"/>
     <w:basedOn w:val="VerbatimChar"/>
     <w:rPr>
+      <w:i/>
       <w:color w:val="ba2121"/>
-      <w:i/>
     </w:rPr>
   </w:style>
   <w:style w:type="character" w:customStyle="1" w:styleId="AnnotationTok">
     <w:name w:val="AnnotationTok"/>
     <w:basedOn w:val="VerbatimChar"/>
     <w:rPr>
-      <w:color w:val="60a0b0"/>
       <w:b/>
       <w:i/>
+      <w:color w:val="60a0b0"/>
     </w:rPr>
   </w:style>
   <w:style w:type="character" w:customStyle="1" w:styleId="CommentVarTok">
     <w:name w:val="CommentVarTok"/>
     <w:basedOn w:val="VerbatimChar"/>
     <w:rPr>
-      <w:color w:val="60a0b0"/>
       <w:b/>
       <w:i/>
+      <w:color w:val="60a0b0"/>
     </w:rPr>
   </w:style>
   <w:style w:type="character" w:customStyle="1" w:styleId="OtherTok">
@@ -2115,8 +2126,8 @@
     <w:name w:val="ControlFlowTok"/>
     <w:basedOn w:val="VerbatimChar"/>
     <w:rPr>
+      <w:b/>
       <w:color w:val="007020"/>
-      <w:b/>
     </w:rPr>
   </w:style>
   <w:style w:type="character" w:customStyle="1" w:styleId="OperatorTok">
@@ -2129,7 +2140,9 @@
   <w:style w:type="character" w:customStyle="1" w:styleId="BuiltInTok">
     <w:name w:val="BuiltInTok"/>
     <w:basedOn w:val="VerbatimChar"/>
-    <w:rPr/>
+    <w:rPr>
+      <w:color w:val="008000"/>
+    </w:rPr>
   </w:style>
   <w:style w:type="character" w:customStyle="1" w:styleId="ExtensionTok">
     <w:name w:val="ExtensionTok"/>
@@ -2159,34 +2172,34 @@
     <w:name w:val="InformationTok"/>
     <w:basedOn w:val="VerbatimChar"/>
     <w:rPr>
-      <w:color w:val="60a0b0"/>
       <w:b/>
       <w:i/>
+      <w:color w:val="60a0b0"/>
     </w:rPr>
   </w:style>
   <w:style w:type="character" w:customStyle="1" w:styleId="WarningTok">
     <w:name w:val="WarningTok"/>
     <w:basedOn w:val="VerbatimChar"/>
     <w:rPr>
-      <w:color w:val="60a0b0"/>
       <w:b/>
       <w:i/>
+      <w:color w:val="60a0b0"/>
     </w:rPr>
   </w:style>
   <w:style w:type="character" w:customStyle="1" w:styleId="AlertTok">
     <w:name w:val="AlertTok"/>
     <w:basedOn w:val="VerbatimChar"/>
     <w:rPr>
+      <w:b/>
       <w:color w:val="ff0000"/>
-      <w:b/>
     </w:rPr>
   </w:style>
   <w:style w:type="character" w:customStyle="1" w:styleId="ErrorTok">
     <w:name w:val="ErrorTok"/>
     <w:basedOn w:val="VerbatimChar"/>
     <w:rPr>
+      <w:b/>
       <w:color w:val="ff0000"/>
-      <w:b/>
     </w:rPr>
   </w:style>
   <w:style w:type="character" w:customStyle="1" w:styleId="NormalTok">
@@ -2208,44 +2221,44 @@
         <a:sysClr val="window" lastClr="FFFFFF"/>
       </a:lt1>
       <a:dk2>
-        <a:srgbClr val="1F497D"/>
+        <a:srgbClr val="0E2841"/>
       </a:dk2>
       <a:lt2>
-        <a:srgbClr val="EEECE1"/>
+        <a:srgbClr val="E8E8E8"/>
       </a:lt2>
       <a:accent1>
-        <a:srgbClr val="4F81BD"/>
+        <a:srgbClr val="156082"/>
       </a:accent1>
       <a:accent2>
-        <a:srgbClr val="C0504D"/>
+        <a:srgbClr val="E97132"/>
       </a:accent2>
       <a:accent3>
-        <a:srgbClr val="9BBB59"/>
+        <a:srgbClr val="196B24"/>
       </a:accent3>
       <a:accent4>
-        <a:srgbClr val="8064A2"/>
+        <a:srgbClr val="0F9ED5"/>
       </a:accent4>
       <a:accent5>
-        <a:srgbClr val="4BACC6"/>
+        <a:srgbClr val="A02B93"/>
       </a:accent5>
       <a:accent6>
-        <a:srgbClr val="F79646"/>
+        <a:srgbClr val="4EA72E"/>
       </a:accent6>
       <a:hlink>
-        <a:srgbClr val="0000FF"/>
+        <a:srgbClr val="467886"/>
       </a:hlink>
       <a:folHlink>
-        <a:srgbClr val="800080"/>
+        <a:srgbClr val="96607D"/>
       </a:folHlink>
     </a:clrScheme>
     <a:fontScheme name="Office">
       <a:majorFont>
-        <a:latin typeface="Calibri"/>
+        <a:latin typeface="Aptos Display" panose="02110004020202020204"/>
         <a:ea typeface=""/>
         <a:cs typeface=""/>
-        <a:font script="Jpan" typeface="ＭＳ ゴシック"/>
+        <a:font script="Jpan" typeface="游ゴシック Light"/>
         <a:font script="Hang" typeface="맑은 고딕"/>
-        <a:font script="Hans" typeface="宋体"/>
+        <a:font script="Hans" typeface="等线 Light"/>
         <a:font script="Hant" typeface="新細明體"/>
         <a:font script="Arab" typeface="Times New Roman"/>
         <a:font script="Hebr" typeface="Times New Roman"/>
@@ -2272,14 +2285,32 @@
         <a:font script="Mong" typeface="Mongolian Baiti"/>
         <a:font script="Viet" typeface="Times New Roman"/>
         <a:font script="Uigh" typeface="Microsoft Uighur"/>
+        <a:font script="Geor" typeface="Sylfaen"/>
+        <a:font script="Armn" typeface="Arial"/>
+        <a:font script="Bugi" typeface="Leelawadee UI"/>
+        <a:font script="Bopo" typeface="Microsoft JhengHei"/>
+        <a:font script="Java" typeface="Javanese Text"/>
+        <a:font script="Lisu" typeface="Segoe UI"/>
+        <a:font script="Mymr" typeface="Myanmar Text"/>
+        <a:font script="Nkoo" typeface="Ebrima"/>
+        <a:font script="Olck" typeface="Nirmala UI"/>
+        <a:font script="Osma" typeface="Ebrima"/>
+        <a:font script="Phag" typeface="Phagspa"/>
+        <a:font script="Syrn" typeface="Estrangelo Edessa"/>
+        <a:font script="Syrj" typeface="Estrangelo Edessa"/>
+        <a:font script="Syre" typeface="Estrangelo Edessa"/>
+        <a:font script="Sora" typeface="Nirmala UI"/>
+        <a:font script="Tale" typeface="Microsoft Tai Le"/>
+        <a:font script="Talu" typeface="Microsoft New Tai Lue"/>
+        <a:font script="Tfng" typeface="Ebrima"/>
       </a:majorFont>
       <a:minorFont>
-        <a:latin typeface="Cambria"/>
+        <a:latin typeface="Aptos" panose="02110004020202020204"/>
         <a:ea typeface=""/>
         <a:cs typeface=""/>
-        <a:font script="Jpan" typeface="ＭＳ 明朝"/>
+        <a:font script="Jpan" typeface="游明朝"/>
         <a:font script="Hang" typeface="맑은 고딕"/>
-        <a:font script="Hans" typeface="宋体"/>
+        <a:font script="Hans" typeface="等线"/>
         <a:font script="Hant" typeface="新細明體"/>
         <a:font script="Arab" typeface="Arial"/>
         <a:font script="Hebr" typeface="Arial"/>
@@ -2306,6 +2337,24 @@
         <a:font script="Mong" typeface="Mongolian Baiti"/>
         <a:font script="Viet" typeface="Arial"/>
         <a:font script="Uigh" typeface="Microsoft Uighur"/>
+        <a:font script="Geor" typeface="Sylfaen"/>
+        <a:font script="Armn" typeface="Arial"/>
+        <a:font script="Bugi" typeface="Leelawadee UI"/>
+        <a:font script="Bopo" typeface="Microsoft JhengHei"/>
+        <a:font script="Java" typeface="Javanese Text"/>
+        <a:font script="Lisu" typeface="Segoe UI"/>
+        <a:font script="Mymr" typeface="Myanmar Text"/>
+        <a:font script="Nkoo" typeface="Ebrima"/>
+        <a:font script="Olck" typeface="Nirmala UI"/>
+        <a:font script="Osma" typeface="Ebrima"/>
+        <a:font script="Phag" typeface="Phagspa"/>
+        <a:font script="Syrn" typeface="Estrangelo Edessa"/>
+        <a:font script="Syrj" typeface="Estrangelo Edessa"/>
+        <a:font script="Syre" typeface="Estrangelo Edessa"/>
+        <a:font script="Sora" typeface="Nirmala UI"/>
+        <a:font script="Tale" typeface="Microsoft Tai Le"/>
+        <a:font script="Talu" typeface="Microsoft New Tai Lue"/>
+        <a:font script="Tfng" typeface="Ebrima"/>
       </a:minorFont>
     </a:fontScheme>
     <a:fmtScheme name="Office">
@@ -2317,200 +2366,141 @@
           <a:gsLst>
             <a:gs pos="0">
               <a:schemeClr val="phClr">
-                <a:tint val="50000"/>
-                <a:satMod val="300000"/>
+                <a:lumMod val="110000"/>
+                <a:satMod val="105000"/>
+                <a:tint val="67000"/>
               </a:schemeClr>
             </a:gs>
-            <a:gs pos="35000">
+            <a:gs pos="50000">
               <a:schemeClr val="phClr">
-                <a:tint val="37000"/>
-                <a:satMod val="300000"/>
+                <a:lumMod val="105000"/>
+                <a:satMod val="103000"/>
+                <a:tint val="73000"/>
               </a:schemeClr>
             </a:gs>
             <a:gs pos="100000">
               <a:schemeClr val="phClr">
-                <a:tint val="15000"/>
-                <a:satMod val="350000"/>
+                <a:lumMod val="105000"/>
+                <a:satMod val="109000"/>
+                <a:tint val="81000"/>
               </a:schemeClr>
             </a:gs>
           </a:gsLst>
-          <a:lin ang="16200000" scaled="1"/>
+          <a:lin ang="5400000" scaled="0"/>
         </a:gradFill>
         <a:gradFill rotWithShape="1">
           <a:gsLst>
             <a:gs pos="0">
               <a:schemeClr val="phClr">
-                <a:tint val="100000"/>
+                <a:satMod val="103000"/>
+                <a:lumMod val="102000"/>
+                <a:tint val="94000"/>
+              </a:schemeClr>
+            </a:gs>
+            <a:gs pos="50000">
+              <a:schemeClr val="phClr">
+                <a:satMod val="110000"/>
+                <a:lumMod val="100000"/>
                 <a:shade val="100000"/>
-                <a:satMod val="130000"/>
               </a:schemeClr>
             </a:gs>
             <a:gs pos="100000">
               <a:schemeClr val="phClr">
-                <a:tint val="50000"/>
-                <a:shade val="100000"/>
-                <a:satMod val="350000"/>
+                <a:lumMod val="99000"/>
+                <a:satMod val="120000"/>
+                <a:shade val="78000"/>
               </a:schemeClr>
             </a:gs>
           </a:gsLst>
-          <a:lin ang="16200000" scaled="0"/>
+          <a:lin ang="5400000" scaled="0"/>
         </a:gradFill>
       </a:fillStyleLst>
       <a:lnStyleLst>
-        <a:ln w="9525" cap="flat" cmpd="sng" algn="ctr">
-          <a:solidFill>
-            <a:schemeClr val="phClr">
-              <a:shade val="95000"/>
-              <a:satMod val="105000"/>
-            </a:schemeClr>
-          </a:solidFill>
-          <a:prstDash val="solid"/>
-        </a:ln>
-        <a:ln w="25400" cap="flat" cmpd="sng" algn="ctr">
+        <a:ln w="6350" cap="flat" cmpd="sng" algn="ctr">
           <a:solidFill>
             <a:schemeClr val="phClr"/>
           </a:solidFill>
           <a:prstDash val="solid"/>
+          <a:miter lim="800000"/>
         </a:ln>
-        <a:ln w="38100" cap="flat" cmpd="sng" algn="ctr">
+        <a:ln w="12700" cap="flat" cmpd="sng" algn="ctr">
           <a:solidFill>
             <a:schemeClr val="phClr"/>
           </a:solidFill>
           <a:prstDash val="solid"/>
+          <a:miter lim="800000"/>
+        </a:ln>
+        <a:ln w="19050" cap="flat" cmpd="sng" algn="ctr">
+          <a:solidFill>
+            <a:schemeClr val="phClr"/>
+          </a:solidFill>
+          <a:prstDash val="solid"/>
+          <a:miter lim="800000"/>
         </a:ln>
       </a:lnStyleLst>
       <a:effectStyleLst>
         <a:effectStyle>
+          <a:effectLst/>
+        </a:effectStyle>
+        <a:effectStyle>
+          <a:effectLst/>
+        </a:effectStyle>
+        <a:effectStyle>
           <a:effectLst>
-            <a:outerShdw blurRad="40000" dist="20000" dir="5400000" rotWithShape="0">
+            <a:outerShdw blurRad="57150" dist="19050" dir="5400000" algn="ctr" rotWithShape="0">
               <a:srgbClr val="000000">
-                <a:alpha val="38000"/>
+                <a:alpha val="63000"/>
               </a:srgbClr>
             </a:outerShdw>
           </a:effectLst>
-        </a:effectStyle>
-        <a:effectStyle>
-          <a:effectLst>
-            <a:outerShdw blurRad="40000" dist="23000" dir="5400000" rotWithShape="0">
-              <a:srgbClr val="000000">
-                <a:alpha val="35000"/>
-              </a:srgbClr>
-            </a:outerShdw>
-          </a:effectLst>
-        </a:effectStyle>
-        <a:effectStyle>
-          <a:effectLst>
-            <a:outerShdw blurRad="40000" dist="23000" dir="5400000" rotWithShape="0">
-              <a:srgbClr val="000000">
-                <a:alpha val="35000"/>
-              </a:srgbClr>
-            </a:outerShdw>
-          </a:effectLst>
-          <a:scene3d>
-            <a:camera prst="orthographicFront">
-              <a:rot lat="0" lon="0" rev="0"/>
-            </a:camera>
-            <a:lightRig rig="threePt" dir="t">
-              <a:rot lat="0" lon="0" rev="1200000"/>
-            </a:lightRig>
-          </a:scene3d>
-          <a:sp3d>
-            <a:bevelT w="63500" h="25400"/>
-          </a:sp3d>
         </a:effectStyle>
       </a:effectStyleLst>
       <a:bgFillStyleLst>
         <a:solidFill>
           <a:schemeClr val="phClr"/>
         </a:solidFill>
+        <a:solidFill>
+          <a:schemeClr val="phClr">
+            <a:tint val="95000"/>
+            <a:satMod val="170000"/>
+          </a:schemeClr>
+        </a:solidFill>
         <a:gradFill rotWithShape="1">
           <a:gsLst>
             <a:gs pos="0">
               <a:schemeClr val="phClr">
-                <a:tint val="40000"/>
-                <a:satMod val="350000"/>
+                <a:tint val="93000"/>
+                <a:satMod val="150000"/>
+                <a:shade val="98000"/>
+                <a:lumMod val="102000"/>
               </a:schemeClr>
             </a:gs>
-            <a:gs pos="40000">
+            <a:gs pos="50000">
               <a:schemeClr val="phClr">
-                <a:tint val="45000"/>
-                <a:shade val="99000"/>
-                <a:satMod val="350000"/>
+                <a:tint val="98000"/>
+                <a:satMod val="130000"/>
+                <a:shade val="90000"/>
+                <a:lumMod val="103000"/>
               </a:schemeClr>
             </a:gs>
             <a:gs pos="100000">
               <a:schemeClr val="phClr">
-                <a:shade val="20000"/>
-                <a:satMod val="255000"/>
+                <a:shade val="63000"/>
+                <a:satMod val="120000"/>
               </a:schemeClr>
             </a:gs>
           </a:gsLst>
-          <a:path path="circle">
-            <a:fillToRect l="50000" t="-80000" r="50000" b="180000"/>
-          </a:path>
-        </a:gradFill>
-        <a:gradFill rotWithShape="1">
-          <a:gsLst>
-            <a:gs pos="0">
-              <a:schemeClr val="phClr">
-                <a:tint val="80000"/>
-                <a:satMod val="300000"/>
-              </a:schemeClr>
-            </a:gs>
-            <a:gs pos="100000">
-              <a:schemeClr val="phClr">
-                <a:shade val="30000"/>
-                <a:satMod val="200000"/>
-              </a:schemeClr>
-            </a:gs>
-          </a:gsLst>
-          <a:path path="circle">
-            <a:fillToRect l="50000" t="50000" r="50000" b="50000"/>
-          </a:path>
+          <a:lin ang="5400000" scaled="0"/>
         </a:gradFill>
       </a:bgFillStyleLst>
     </a:fmtScheme>
   </a:themeElements>
-  <a:objectDefaults>
-    <a:spDef>
-      <a:spPr/>
-      <a:bodyPr/>
-      <a:lstStyle/>
-      <a:style>
-        <a:lnRef idx="1">
-          <a:schemeClr val="accent1"/>
-        </a:lnRef>
-        <a:fillRef idx="3">
-          <a:schemeClr val="accent1"/>
-        </a:fillRef>
-        <a:effectRef idx="2">
-          <a:schemeClr val="accent1"/>
-        </a:effectRef>
-        <a:fontRef idx="minor">
-          <a:schemeClr val="lt1"/>
-        </a:fontRef>
-      </a:style>
-    </a:spDef>
-    <a:lnDef>
-      <a:spPr/>
-      <a:bodyPr/>
-      <a:lstStyle/>
-      <a:style>
-        <a:lnRef idx="2">
-          <a:schemeClr val="accent1"/>
-        </a:lnRef>
-        <a:fillRef idx="0">
-          <a:schemeClr val="accent1"/>
-        </a:fillRef>
-        <a:effectRef idx="1">
-          <a:schemeClr val="accent1"/>
-        </a:effectRef>
-        <a:fontRef idx="minor">
-          <a:schemeClr val="tx1"/>
-        </a:fontRef>
-      </a:style>
-    </a:lnDef>
-  </a:objectDefaults>
+  <a:objectDefaults/>
   <a:extraClrSchemeLst/>
+  <a:extLst>
+    <a:ext uri="{05A4C25C-085E-4340-85A3-A5531E510DB2}">
+      <thm15:themeFamily xmlns:thm15="http://schemas.microsoft.com/office/thememl/2012/main" name="Office Theme" id="{2E142A2C-CD16-42D6-873A-C26D2A0506FA}" vid="{1BDDFF52-6CD6-40A5-AB3C-68EB2F1E4D0A}"/>
+    </a:ext>
+  </a:extLst>
 </a:theme>
 </file>
--- a/docs/BACKLOG_KANBAN.docx
+++ b/docs/BACKLOG_KANBAN.docx
@@ -2,7 +2,7 @@
 <file path=word/document.xml><?xml version="1.0" encoding="utf-8"?>
 <w:document xmlns:w="http://schemas.openxmlformats.org/wordprocessingml/2006/main" xmlns:m="http://schemas.openxmlformats.org/officeDocument/2006/math" xmlns:r="http://schemas.openxmlformats.org/officeDocument/2006/relationships" xmlns:o="urn:schemas-microsoft-com:office:office" xmlns:v="urn:schemas-microsoft-com:vml" xmlns:w10="urn:schemas-microsoft-com:office:word" xmlns:a="http://schemas.openxmlformats.org/drawingml/2006/main" xmlns:pic="http://schemas.openxmlformats.org/drawingml/2006/picture" xmlns:wp="http://schemas.openxmlformats.org/drawingml/2006/wordprocessingDrawing">
   <w:body>
-    <w:bookmarkStart w:id="14" w:name="backlog-e-board-kanban-github-projects"/>
+    <w:bookmarkStart w:id="17" w:name="backlog-e-board-kanban-github-projects"/>
     <w:p>
       <w:pPr>
         <w:pStyle w:val="Heading1"/>
@@ -861,7 +861,558 @@
       </w:r>
     </w:p>
     <w:bookmarkEnd w:id="13"/>
-    <w:bookmarkEnd w:id="14"/>
+    <w:bookmarkStart w:id="16" w:name="Xc9db0e3420453ca3a0a0ff0645f4a1c3eda7aef"/>
+    <w:p>
+      <w:pPr>
+        <w:pStyle w:val="Heading2"/>
+      </w:pPr>
+      <w:r>
+        <w:t xml:space="preserve">6. O board deste repositório (como está configurado)</w:t>
+      </w:r>
+    </w:p>
+    <w:p>
+      <w:pPr>
+        <w:pStyle w:val="Compact"/>
+        <w:numPr>
+          <w:ilvl w:val="0"/>
+          <w:numId w:val="1005"/>
+        </w:numPr>
+      </w:pPr>
+      <w:r>
+        <w:rPr>
+          <w:b/>
+          <w:bCs/>
+        </w:rPr>
+        <w:t xml:space="preserve">Board:</w:t>
+      </w:r>
+      <w:r>
+        <w:t xml:space="preserve"> </w:t>
+      </w:r>
+      <w:hyperlink r:id="rId14">
+        <w:r>
+          <w:rPr>
+            <w:rStyle w:val="Hyperlink"/>
+          </w:rPr>
+          <w:t xml:space="preserve">https://github.com/users/ScaTecnologia/projects/2</w:t>
+        </w:r>
+      </w:hyperlink>
+      <w:r>
+        <w:t xml:space="preserve"> </w:t>
+      </w:r>
+      <w:r>
+        <w:t xml:space="preserve">— "LabSystem — Esteira", vinculado ao repositório.</w:t>
+      </w:r>
+    </w:p>
+    <w:p>
+      <w:pPr>
+        <w:pStyle w:val="Compact"/>
+        <w:numPr>
+          <w:ilvl w:val="0"/>
+          <w:numId w:val="1005"/>
+        </w:numPr>
+      </w:pPr>
+      <w:r>
+        <w:rPr>
+          <w:b/>
+          <w:bCs/>
+        </w:rPr>
+        <w:t xml:space="preserve">Colunas (campo Status):</w:t>
+      </w:r>
+      <w:r>
+        <w:t xml:space="preserve"> </w:t>
+      </w:r>
+      <w:r>
+        <w:t xml:space="preserve">Backlog · To Do · Em Progresso · Em Revisão · Concluído.</w:t>
+      </w:r>
+    </w:p>
+    <w:p>
+      <w:pPr>
+        <w:pStyle w:val="Compact"/>
+        <w:numPr>
+          <w:ilvl w:val="0"/>
+          <w:numId w:val="1005"/>
+        </w:numPr>
+      </w:pPr>
+      <w:r>
+        <w:rPr>
+          <w:b/>
+          <w:bCs/>
+        </w:rPr>
+        <w:t xml:space="preserve">Automações nativas ligadas</w:t>
+      </w:r>
+      <w:r>
+        <w:t xml:space="preserve"> </w:t>
+      </w:r>
+      <w:r>
+        <w:t xml:space="preserve">(projeto → ⋯ → Workflows):</w:t>
+      </w:r>
+      <w:r>
+        <w:t xml:space="preserve"> </w:t>
+      </w:r>
+      <w:r>
+        <w:rPr>
+          <w:i/>
+          <w:iCs/>
+        </w:rPr>
+        <w:t xml:space="preserve">Item added to project</w:t>
+      </w:r>
+      <w:r>
+        <w:t xml:space="preserve"> </w:t>
+      </w:r>
+      <w:r>
+        <w:t xml:space="preserve">(entra em</w:t>
+      </w:r>
+      <w:r>
+        <w:t xml:space="preserve"> </w:t>
+      </w:r>
+      <w:r>
+        <w:rPr>
+          <w:b/>
+          <w:bCs/>
+        </w:rPr>
+        <w:t xml:space="preserve">To Do</w:t>
+      </w:r>
+      <w:r>
+        <w:t xml:space="preserve">),</w:t>
+      </w:r>
+      <w:r>
+        <w:t xml:space="preserve"> </w:t>
+      </w:r>
+      <w:r>
+        <w:rPr>
+          <w:i/>
+          <w:iCs/>
+        </w:rPr>
+        <w:t xml:space="preserve">Pull request linked to issue</w:t>
+      </w:r>
+      <w:r>
+        <w:t xml:space="preserve"> </w:t>
+      </w:r>
+      <w:r>
+        <w:t xml:space="preserve">(→</w:t>
+      </w:r>
+      <w:r>
+        <w:t xml:space="preserve"> </w:t>
+      </w:r>
+      <w:r>
+        <w:rPr>
+          <w:b/>
+          <w:bCs/>
+        </w:rPr>
+        <w:t xml:space="preserve">Em Revisão</w:t>
+      </w:r>
+      <w:r>
+        <w:t xml:space="preserve">),</w:t>
+      </w:r>
+      <w:r>
+        <w:t xml:space="preserve"> </w:t>
+      </w:r>
+      <w:r>
+        <w:rPr>
+          <w:i/>
+          <w:iCs/>
+        </w:rPr>
+        <w:t xml:space="preserve">Pull request merged</w:t>
+      </w:r>
+      <w:r>
+        <w:t xml:space="preserve"> </w:t>
+      </w:r>
+      <w:r>
+        <w:t xml:space="preserve">e</w:t>
+      </w:r>
+      <w:r>
+        <w:t xml:space="preserve"> </w:t>
+      </w:r>
+      <w:r>
+        <w:rPr>
+          <w:i/>
+          <w:iCs/>
+        </w:rPr>
+        <w:t xml:space="preserve">Item closed</w:t>
+      </w:r>
+      <w:r>
+        <w:t xml:space="preserve"> </w:t>
+      </w:r>
+      <w:r>
+        <w:t xml:space="preserve">(→</w:t>
+      </w:r>
+      <w:r>
+        <w:t xml:space="preserve"> </w:t>
+      </w:r>
+      <w:r>
+        <w:rPr>
+          <w:b/>
+          <w:bCs/>
+        </w:rPr>
+        <w:t xml:space="preserve">Concluído</w:t>
+      </w:r>
+      <w:r>
+        <w:t xml:space="preserve">),</w:t>
+      </w:r>
+      <w:r>
+        <w:t xml:space="preserve"> </w:t>
+      </w:r>
+      <w:r>
+        <w:rPr>
+          <w:i/>
+          <w:iCs/>
+        </w:rPr>
+        <w:t xml:space="preserve">Auto-close issue</w:t>
+      </w:r>
+      <w:r>
+        <w:t xml:space="preserve">,</w:t>
+      </w:r>
+      <w:r>
+        <w:t xml:space="preserve"> </w:t>
+      </w:r>
+      <w:r>
+        <w:rPr>
+          <w:i/>
+          <w:iCs/>
+        </w:rPr>
+        <w:t xml:space="preserve">Auto-add sub-issues</w:t>
+      </w:r>
+      <w:r>
+        <w:t xml:space="preserve">.</w:t>
+      </w:r>
+    </w:p>
+    <w:p>
+      <w:pPr>
+        <w:pStyle w:val="Compact"/>
+        <w:numPr>
+          <w:ilvl w:val="0"/>
+          <w:numId w:val="1005"/>
+        </w:numPr>
+      </w:pPr>
+      <w:r>
+        <w:rPr>
+          <w:b/>
+          <w:bCs/>
+        </w:rPr>
+        <w:t xml:space="preserve">Criar um card:</w:t>
+      </w:r>
+      <w:r>
+        <w:t xml:space="preserve"> </w:t>
+      </w:r>
+      <w:hyperlink r:id="rId15">
+        <w:r>
+          <w:rPr>
+            <w:rStyle w:val="Hyperlink"/>
+          </w:rPr>
+          <w:t xml:space="preserve">https://github.com/ScaTecnologia/laboratorio-claude-code/issues/new/choose</w:t>
+        </w:r>
+      </w:hyperlink>
+      <w:r>
+        <w:t xml:space="preserve"> </w:t>
+      </w:r>
+      <w:r>
+        <w:t xml:space="preserve">→ modelo</w:t>
+      </w:r>
+      <w:r>
+        <w:t xml:space="preserve"> </w:t>
+      </w:r>
+      <w:r>
+        <w:rPr>
+          <w:b/>
+          <w:bCs/>
+        </w:rPr>
+        <w:t xml:space="preserve">Tarefa</w:t>
+      </w:r>
+      <w:r>
+        <w:t xml:space="preserve"> </w:t>
+      </w:r>
+      <w:r>
+        <w:t xml:space="preserve">(aplica o rótulo</w:t>
+      </w:r>
+      <w:r>
+        <w:t xml:space="preserve"> </w:t>
+      </w:r>
+      <w:r>
+        <w:rPr>
+          <w:rStyle w:val="VerbatimChar"/>
+        </w:rPr>
+        <w:t xml:space="preserve">tarefa</w:t>
+      </w:r>
+      <w:r>
+        <w:t xml:space="preserve">) ou</w:t>
+      </w:r>
+      <w:r>
+        <w:t xml:space="preserve"> </w:t>
+      </w:r>
+      <w:r>
+        <w:rPr>
+          <w:b/>
+          <w:bCs/>
+        </w:rPr>
+        <w:t xml:space="preserve">Bug</w:t>
+      </w:r>
+      <w:r>
+        <w:t xml:space="preserve">. Se o card não aparecer no board, adicione pela lateral da issue (</w:t>
+      </w:r>
+      <w:r>
+        <w:rPr>
+          <w:i/>
+          <w:iCs/>
+        </w:rPr>
+        <w:t xml:space="preserve">Projects</w:t>
+      </w:r>
+      <w:r>
+        <w:t xml:space="preserve">).</w:t>
+      </w:r>
+    </w:p>
+    <w:p>
+      <w:pPr>
+        <w:pStyle w:val="Compact"/>
+        <w:numPr>
+          <w:ilvl w:val="0"/>
+          <w:numId w:val="1005"/>
+        </w:numPr>
+      </w:pPr>
+      <w:r>
+        <w:rPr>
+          <w:b/>
+          <w:bCs/>
+        </w:rPr>
+        <w:t xml:space="preserve">Pegar o card e criar a branch sem sair do GitHub:</w:t>
+      </w:r>
+      <w:r>
+        <w:t xml:space="preserve"> </w:t>
+      </w:r>
+      <w:r>
+        <w:t xml:space="preserve">na issue,</w:t>
+      </w:r>
+      <w:r>
+        <w:t xml:space="preserve"> </w:t>
+      </w:r>
+      <w:r>
+        <w:rPr>
+          <w:i/>
+          <w:iCs/>
+        </w:rPr>
+        <w:t xml:space="preserve">Assignees</w:t>
+      </w:r>
+      <w:r>
+        <w:t xml:space="preserve"> </w:t>
+      </w:r>
+      <w:r>
+        <w:t xml:space="preserve">→ você; depois</w:t>
+      </w:r>
+      <w:r>
+        <w:t xml:space="preserve"> </w:t>
+      </w:r>
+      <w:r>
+        <w:rPr>
+          <w:i/>
+          <w:iCs/>
+        </w:rPr>
+        <w:t xml:space="preserve">Development → Create a branch</w:t>
+      </w:r>
+      <w:r>
+        <w:t xml:space="preserve">. O GitHub sugere o nome (ex.:</w:t>
+      </w:r>
+      <w:r>
+        <w:t xml:space="preserve"> </w:t>
+      </w:r>
+      <w:r>
+        <w:rPr>
+          <w:rStyle w:val="VerbatimChar"/>
+        </w:rPr>
+        <w:t xml:space="preserve">27-mostrar-a-quantidade...</w:t>
+      </w:r>
+      <w:r>
+        <w:t xml:space="preserve">), já liga a branch à issue e mostra o comando:</w:t>
+      </w:r>
+    </w:p>
+    <w:p>
+      <w:pPr>
+        <w:pStyle w:val="SourceCode"/>
+        <w:numPr>
+          <w:ilvl w:val="0"/>
+          <w:numId w:val="1000"/>
+        </w:numPr>
+      </w:pPr>
+      <w:r>
+        <w:rPr>
+          <w:rStyle w:val="FunctionTok"/>
+        </w:rPr>
+        <w:t xml:space="preserve">git</w:t>
+      </w:r>
+      <w:r>
+        <w:rPr>
+          <w:rStyle w:val="NormalTok"/>
+        </w:rPr>
+        <w:t xml:space="preserve"> fetch origin</w:t>
+      </w:r>
+      <w:r>
+        <w:br/>
+      </w:r>
+      <w:r>
+        <w:rPr>
+          <w:rStyle w:val="FunctionTok"/>
+        </w:rPr>
+        <w:t xml:space="preserve">git</w:t>
+      </w:r>
+      <w:r>
+        <w:rPr>
+          <w:rStyle w:val="NormalTok"/>
+        </w:rPr>
+        <w:t xml:space="preserve"> checkout </w:t>
+      </w:r>
+      <w:r>
+        <w:rPr>
+          <w:rStyle w:val="OperatorTok"/>
+        </w:rPr>
+        <w:t xml:space="preserve">&lt;</w:t>
+      </w:r>
+      <w:r>
+        <w:rPr>
+          <w:rStyle w:val="NormalTok"/>
+        </w:rPr>
+        <w:t xml:space="preserve">nome-da-branch</w:t>
+      </w:r>
+      <w:r>
+        <w:rPr>
+          <w:rStyle w:val="OperatorTok"/>
+        </w:rPr>
+        <w:t xml:space="preserve">&gt;</w:t>
+      </w:r>
+    </w:p>
+    <w:p>
+      <w:pPr>
+        <w:pStyle w:val="Compact"/>
+        <w:numPr>
+          <w:ilvl w:val="0"/>
+          <w:numId w:val="1005"/>
+        </w:numPr>
+      </w:pPr>
+      <w:r>
+        <w:rPr>
+          <w:b/>
+          <w:bCs/>
+        </w:rPr>
+        <w:t xml:space="preserve">Fechar o ciclo:</w:t>
+      </w:r>
+      <w:r>
+        <w:t xml:space="preserve"> </w:t>
+      </w:r>
+      <w:r>
+        <w:t xml:space="preserve">PR com</w:t>
+      </w:r>
+      <w:r>
+        <w:t xml:space="preserve"> </w:t>
+      </w:r>
+      <w:r>
+        <w:rPr>
+          <w:rStyle w:val="VerbatimChar"/>
+        </w:rPr>
+        <w:t xml:space="preserve">Resolve #&lt;número&gt;</w:t>
+      </w:r>
+      <w:r>
+        <w:t xml:space="preserve"> </w:t>
+      </w:r>
+      <w:r>
+        <w:t xml:space="preserve">na descrição → card vai para</w:t>
+      </w:r>
+      <w:r>
+        <w:t xml:space="preserve"> </w:t>
+      </w:r>
+      <w:r>
+        <w:rPr>
+          <w:b/>
+          <w:bCs/>
+        </w:rPr>
+        <w:t xml:space="preserve">Em Revisão</w:t>
+      </w:r>
+      <w:r>
+        <w:t xml:space="preserve">; merge → issue fecha e card vai para</w:t>
+      </w:r>
+      <w:r>
+        <w:t xml:space="preserve"> </w:t>
+      </w:r>
+      <w:r>
+        <w:rPr>
+          <w:b/>
+          <w:bCs/>
+        </w:rPr>
+        <w:t xml:space="preserve">Concluído</w:t>
+      </w:r>
+      <w:r>
+        <w:t xml:space="preserve">.</w:t>
+      </w:r>
+    </w:p>
+    <w:p>
+      <w:pPr>
+        <w:pStyle w:val="FirstParagraph"/>
+      </w:pPr>
+      <w:r>
+        <w:t xml:space="preserve">Pelo terminal, o</w:t>
+      </w:r>
+      <w:r>
+        <w:t xml:space="preserve"> </w:t>
+      </w:r>
+      <w:r>
+        <w:rPr>
+          <w:rStyle w:val="VerbatimChar"/>
+        </w:rPr>
+        <w:t xml:space="preserve">gh</w:t>
+      </w:r>
+      <w:r>
+        <w:t xml:space="preserve"> </w:t>
+      </w:r>
+      <w:r>
+        <w:t xml:space="preserve">faz o mesmo (útil para automatizar):</w:t>
+      </w:r>
+      <w:r>
+        <w:t xml:space="preserve"> </w:t>
+      </w:r>
+      <w:r>
+        <w:rPr>
+          <w:rStyle w:val="VerbatimChar"/>
+        </w:rPr>
+        <w:t xml:space="preserve">gh issue create</w:t>
+      </w:r>
+      <w:r>
+        <w:t xml:space="preserve">,</w:t>
+      </w:r>
+      <w:r>
+        <w:t xml:space="preserve"> </w:t>
+      </w:r>
+      <w:r>
+        <w:rPr>
+          <w:rStyle w:val="VerbatimChar"/>
+        </w:rPr>
+        <w:t xml:space="preserve">gh issue edit &lt;n&gt; --add-assignee @me</w:t>
+      </w:r>
+      <w:r>
+        <w:t xml:space="preserve">,</w:t>
+      </w:r>
+      <w:r>
+        <w:t xml:space="preserve"> </w:t>
+      </w:r>
+      <w:r>
+        <w:rPr>
+          <w:rStyle w:val="VerbatimChar"/>
+        </w:rPr>
+        <w:t xml:space="preserve">gh issue develop &lt;n&gt; --checkout</w:t>
+      </w:r>
+      <w:r>
+        <w:t xml:space="preserve">,</w:t>
+      </w:r>
+      <w:r>
+        <w:t xml:space="preserve"> </w:t>
+      </w:r>
+      <w:r>
+        <w:rPr>
+          <w:rStyle w:val="VerbatimChar"/>
+        </w:rPr>
+        <w:t xml:space="preserve">gh pr create</w:t>
+      </w:r>
+      <w:r>
+        <w:t xml:space="preserve">.</w:t>
+      </w:r>
+    </w:p>
+    <w:bookmarkEnd w:id="16"/>
+    <w:bookmarkEnd w:id="17"/>
     <w:sectPr>
       <w:footnotePr>
         <w:numRestart w:val="eachSect"/>
@@ -1312,6 +1863,9 @@
     </w:lvlOverride>
   </w:num>
   <w:num w:numId="1004">
+    <w:abstractNumId w:val="991"/>
+  </w:num>
+  <w:num w:numId="1005">
     <w:abstractNumId w:val="991"/>
   </w:num>
 </w:numbering>
